--- a/chuyenDe/LS/docx/rawl6/Listening/Level3/W6.docx
+++ b/chuyenDe/LS/docx/rawl6/Listening/Level3/W6.docx
@@ -18,1091 +18,1123 @@
         <ns0:t xml:space="preserve">TÀI LIỆU CHUYÊN ĐỀ LISTENING</ns0:t>
       </ns0:r>
     </ns0:p>
-    <ns0:bookmarkStart ns0:id="14" ns0:name="section-3-question-21-30"/>
-    <ns0:p>
-      <ns0:pPr>
-        <ns0:pStyle ns0:val="Heading1"/>
-      </ns0:pPr>
-      <ns0:r>
-        <ns0:t xml:space="preserve">SECTION 3 Question 21 – 30</ns0:t>
-      </ns0:r>
-    </ns0:p>
-    <ns0:bookmarkStart ns0:id="12" ns0:name="questions-21-24"/>
-    <ns0:p>
-      <ns0:pPr>
-        <ns0:pStyle ns0:val="Heading3"/>
-      </ns0:pPr>
-      <ns0:r>
-        <ns0:t xml:space="preserve">Questions 21-24</ns0:t>
-      </ns0:r>
-    </ns0:p>
-    <ns0:p>
-      <ns0:pPr>
-        <ns0:pStyle ns0:val="CDStep"/>
-      </ns0:pPr>
-      <ns0:r>
-        <ns0:t xml:space="preserve">Choose the correct letter, </ns0:t>
-      </ns0:r>
-      <ns0:r>
-        <ns0:rPr>
-          <ns0:b/>
-          <ns0:bCs/>
-        </ns0:rPr>
-        <ns0:t xml:space="preserve">A</ns0:t>
-      </ns0:r>
-      <ns0:r>
-        <ns0:t xml:space="preserve">, </ns0:t>
-      </ns0:r>
-      <ns0:r>
-        <ns0:rPr>
-          <ns0:b/>
-          <ns0:bCs/>
-        </ns0:rPr>
-        <ns0:t xml:space="preserve">B</ns0:t>
-      </ns0:r>
-      <ns0:r>
-        <ns0:t xml:space="preserve"> or </ns0:t>
-      </ns0:r>
-      <ns0:r>
-        <ns0:rPr>
-          <ns0:b/>
-          <ns0:bCs/>
-        </ns0:rPr>
-        <ns0:t xml:space="preserve">C</ns0:t>
-      </ns0:r>
-      <ns0:r>
-        <ns0:t xml:space="preserve">.</ns0:t>
-      </ns0:r>
-    </ns0:p>
-    <ns0:p>
-      <ns0:pPr>
-        <ns0:pStyle ns0:val="CDStep"/>
-      </ns0:pPr>
-      <ns0:r>
-        <ns0:rPr>
-          <ns0:b/>
-          <ns0:bCs/>
-        </ns0:rPr>
-        <ns0:t xml:space="preserve">Assignment on sleep and dreams</ns0:t>
-      </ns0:r>
-    </ns0:p>
-    <ns0:p>
-      <ns0:pPr>
-        <ns0:pStyle ns0:val="CDStep"/>
-      </ns0:pPr>
-      <ns0:r>
-        <ns0:rPr>
-          <ns0:b/>
-          <ns0:bCs/>
-        </ns0:rPr>
-        <ns0:t xml:space="preserve">21 </ns0:t>
-      </ns0:r>
-      <ns0:r>
-        <ns0:t xml:space="preserve">  Luke read that one reason why we often forget dreams is that</ns0:t>
-      </ns0:r>
-    </ns0:p>
-    <ns0:p>
-      <ns0:pPr>
-        <ns0:pStyle ns0:val="CDStep"/>
-      </ns0:pPr>
-      <ns0:r>
-        <ns0:rPr>
-          <ns0:b/>
-          <ns0:bCs/>
-        </ns0:rPr>
-        <ns0:t xml:space="preserve">A   </ns0:t>
-      </ns0:r>
-      <ns0:r>
-        <ns0:t xml:space="preserve">our memories cannot cope with too much information.</ns0:t>
-      </ns0:r>
-    </ns0:p>
-    <ns0:p>
-      <ns0:pPr>
-        <ns0:pStyle ns0:val="CDStep"/>
-      </ns0:pPr>
-      <ns0:r>
-        <ns0:rPr>
-          <ns0:b/>
-          <ns0:bCs/>
-        </ns0:rPr>
-        <ns0:t xml:space="preserve">B   </ns0:t>
-      </ns0:r>
-      <ns0:r>
-        <ns0:t xml:space="preserve">we might other wise be confused about what is real.</ns0:t>
-      </ns0:r>
-    </ns0:p>
-    <ns0:p>
-      <ns0:pPr>
-        <ns0:pStyle ns0:val="CDStep"/>
-      </ns0:pPr>
-      <ns0:r>
-        <ns0:rPr>
-          <ns0:b/>
-          <ns0:bCs/>
-        </ns0:rPr>
-        <ns0:t xml:space="preserve">C   </ns0:t>
-      </ns0:r>
-      <ns0:r>
-        <ns0:t xml:space="preserve">we do not think they are important.</ns0:t>
-      </ns0:r>
-    </ns0:p>
-    <ns0:p>
-      <ns0:pPr>
-        <ns0:pStyle ns0:val="CDStep"/>
-      </ns0:pPr>
-      <ns0:r>
-        <ns0:rPr>
-          <ns0:b/>
-          <ns0:bCs/>
-        </ns0:rPr>
-        <ns0:t xml:space="preserve">22 </ns0:t>
-      </ns0:r>
-      <ns0:r>
-        <ns0:t xml:space="preserve">  What do Luke and Susie agree about dreams predicting the future?</ns0:t>
-      </ns0:r>
-    </ns0:p>
-    <ns0:p>
-      <ns0:pPr>
-        <ns0:pStyle ns0:val="CDStep"/>
-      </ns0:pPr>
-      <ns0:r>
-        <ns0:rPr>
-          <ns0:b/>
-          <ns0:bCs/>
-        </ns0:rPr>
-        <ns0:t xml:space="preserve">A   </ns0:t>
-      </ns0:r>
-      <ns0:r>
-        <ns0:t xml:space="preserve">It may just be due to chance.</ns0:t>
-      </ns0:r>
-    </ns0:p>
-    <ns0:p>
-      <ns0:pPr>
-        <ns0:pStyle ns0:val="CDStep"/>
-      </ns0:pPr>
-      <ns0:r>
-        <ns0:rPr>
-          <ns0:b/>
-          <ns0:bCs/>
-        </ns0:rPr>
-        <ns0:t xml:space="preserve">B   </ns0:t>
-      </ns0:r>
-      <ns0:r>
-        <ns0:t xml:space="preserve">It only happens with certain types of event.</ns0:t>
-      </ns0:r>
-    </ns0:p>
-    <ns0:p>
-      <ns0:pPr>
-        <ns0:pStyle ns0:val="CDStep"/>
-      </ns0:pPr>
-      <ns0:r>
-        <ns0:rPr>
-          <ns0:b/>
-          <ns0:bCs/>
-        </ns0:rPr>
-        <ns0:t xml:space="preserve">C   </ns0:t>
-      </ns0:r>
-      <ns0:r>
-        <ns0:t xml:space="preserve">It happens more often than some people think.</ns0:t>
-      </ns0:r>
-    </ns0:p>
-    <ns0:p>
-      <ns0:pPr>
-        <ns0:pStyle ns0:val="CDStep"/>
-      </ns0:pPr>
-      <ns0:r>
-        <ns0:rPr>
-          <ns0:b/>
-          <ns0:bCs/>
-        </ns0:rPr>
-        <ns0:t xml:space="preserve">23 </ns0:t>
-      </ns0:r>
-      <ns0:r>
-        <ns0:t xml:space="preserve">  Susie says that a study on pre-school children having a short nap in the day</ns0:t>
-      </ns0:r>
-    </ns0:p>
-    <ns0:p>
-      <ns0:pPr>
-        <ns0:pStyle ns0:val="CDStep"/>
-      </ns0:pPr>
-      <ns0:r>
-        <ns0:rPr>
-          <ns0:b/>
-          <ns0:bCs/>
-        </ns0:rPr>
-        <ns0:t xml:space="preserve">A   </ns0:t>
-      </ns0:r>
-      <ns0:r>
-        <ns0:t xml:space="preserve">had controversial results.</ns0:t>
-      </ns0:r>
-    </ns0:p>
-    <ns0:p>
-      <ns0:pPr>
-        <ns0:pStyle ns0:val="CDStep"/>
-      </ns0:pPr>
-      <ns0:r>
-        <ns0:rPr>
-          <ns0:b/>
-          <ns0:bCs/>
-        </ns0:rPr>
-        <ns0:t xml:space="preserve">B   </ns0:t>
-      </ns0:r>
-      <ns0:r>
-        <ns0:t xml:space="preserve">used faulty research methodology.</ns0:t>
-      </ns0:r>
-    </ns0:p>
-    <ns0:p>
-      <ns0:pPr>
-        <ns0:pStyle ns0:val="CDStep"/>
-      </ns0:pPr>
-      <ns0:r>
-        <ns0:rPr>
-          <ns0:b/>
-          <ns0:bCs/>
-        </ns0:rPr>
-        <ns0:t xml:space="preserve">C   </ns0:t>
-      </ns0:r>
-      <ns0:r>
-        <ns0:t xml:space="preserve">failed to reach any clear conclusions.</ns0:t>
-      </ns0:r>
-    </ns0:p>
-    <ns0:p>
-      <ns0:pPr>
-        <ns0:pStyle ns0:val="CDStep"/>
-      </ns0:pPr>
-      <ns0:r>
-        <ns0:rPr>
-          <ns0:b/>
-          <ns0:bCs/>
-        </ns0:rPr>
-        <ns0:t xml:space="preserve">24 </ns0:t>
-      </ns0:r>
-      <ns0:r>
-        <ns0:t xml:space="preserve">  In their last assignment, both students had problems with</ns0:t>
-      </ns0:r>
-    </ns0:p>
-    <ns0:p>
-      <ns0:pPr>
-        <ns0:pStyle ns0:val="CDStep"/>
-      </ns0:pPr>
-      <ns0:r>
-        <ns0:rPr>
-          <ns0:b/>
-          <ns0:bCs/>
-        </ns0:rPr>
-        <ns0:t xml:space="preserve">A   </ns0:t>
-      </ns0:r>
-      <ns0:r>
-        <ns0:t xml:space="preserve">statistical analysis.</ns0:t>
-      </ns0:r>
-    </ns0:p>
-    <ns0:p>
-      <ns0:pPr>
-        <ns0:pStyle ns0:val="CDStep"/>
-      </ns0:pPr>
-      <ns0:r>
-        <ns0:rPr>
-          <ns0:b/>
-          <ns0:bCs/>
-        </ns0:rPr>
-        <ns0:t xml:space="preserve">B   </ns0:t>
-      </ns0:r>
-      <ns0:r>
-        <ns0:t xml:space="preserve">making an action plan.</ns0:t>
-      </ns0:r>
-    </ns0:p>
-    <ns0:p>
-      <ns0:pPr>
-        <ns0:pStyle ns0:val="CDStep"/>
-      </ns0:pPr>
-      <ns0:r>
-        <ns0:rPr>
-          <ns0:b/>
-          <ns0:bCs/>
-        </ns0:rPr>
-        <ns0:t xml:space="preserve">C   </ns0:t>
-      </ns0:r>
-      <ns0:r>
-        <ns0:t xml:space="preserve">self-assessment</ns0:t>
-      </ns0:r>
-    </ns0:p>
-    <ns0:bookmarkEnd ns0:id="12"/>
-    <ns0:bookmarkStart ns0:id="13" ns0:name="questions-25-30"/>
-    <ns0:p>
-      <ns0:pPr>
-        <ns0:pStyle ns0:val="Heading3"/>
-      </ns0:pPr>
-      <ns0:r>
-        <ns0:t xml:space="preserve">Questions 25-30</ns0:t>
-      </ns0:r>
-    </ns0:p>
-    <ns0:p>
-      <ns0:pPr>
-        <ns0:pStyle ns0:val="CDStep"/>
-      </ns0:pPr>
-      <ns0:r>
-        <ns0:t xml:space="preserve">Complete the flow chart below.</ns0:t>
-      </ns0:r>
-    </ns0:p>
-    <ns0:p>
-      <ns0:pPr>
-        <ns0:pStyle ns0:val="CDStep"/>
-      </ns0:pPr>
-      <ns0:r>
-        <ns0:t xml:space="preserve">Write </ns0:t>
-      </ns0:r>
-      <ns0:r>
-        <ns0:rPr>
-          <ns0:b/>
-          <ns0:bCs/>
-        </ns0:rPr>
-        <ns0:t xml:space="preserve">ONE WORD ONLY</ns0:t>
-      </ns0:r>
-      <ns0:r>
-        <ns0:t xml:space="preserve"> for each answer.</ns0:t>
-      </ns0:r>
-    </ns0:p>
-    <ns0:p>
-      <ns0:pPr>
-        <ns0:pStyle ns0:val="CDStep"/>
-      </ns0:pPr>
-      <ns0:r>
-        <ns0:rPr>
-          <ns0:b/>
-          <ns0:bCs/>
-        </ns0:rPr>
-        <ns0:t xml:space="preserve">Assignment plan</ns0:t>
-      </ns0:r>
-    </ns0:p>
     <ns0:tbl>
       <ns0:tblPr>
-        <ns0:tblStyle ns0:val="Table"/>
-        <ns0:tblW ns0:type="pct" ns0:w="4931"/>
-        <ns0:tblLayout ns0:type="fixed"/>
-        <ns0:tblLook ns0:firstRow="1" ns0:lastRow="0" ns0:firstColumn="0" ns0:lastColumn="0" ns0:noHBand="0" ns0:noVBand="0" ns0:val="0020"/>
+        <ns0:tblStyle ns0:val="CDListeningSectionContainer"/>
+        <ns0:tblW ns0:type="auto" ns0:w="0"/>
+        <ns0:tblLook ns0:firstRow="0" ns0:lastRow="0" ns0:firstColumn="0" ns0:lastColumn="0" ns0:noHBand="0" ns0:noVBand="0" ns0:val="0000"/>
       </ns0:tblPr>
       <ns0:tblGrid>
-        <ns0:gridCol ns0:w="7810"/>
+        <ns0:gridCol ns0:w="7920"/>
       </ns0:tblGrid>
       <ns0:tr>
-        <ns0:trPr>
-          <ns0:tblHeader ns0:val="on"/>
-        </ns0:trPr>
-        <ns0:tc>
-          <ns0:tcPr/>
-          <ns0:p>
-            <ns0:pPr>
-              <ns0:pStyle ns0:val="Compact"/>
-            </ns0:pPr>
-            <ns0:r>
-              <ns0:t xml:space="preserve">Decide on research question:</ns0:t>
-            </ns0:r>
-            <ns0:r>
-              <ns0:t xml:space="preserve"> </ns0:t>
-            </ns0:r>
-            <ns0:r>
-              <ns0:t xml:space="preserve">Is there a relationship between hours of sleep and number of dreams?</ns0:t>
-            </ns0:r>
-          </ns0:p>
-        </ns0:tc>
-      </ns0:tr>
-    </ns0:tbl>
-    <ns0:p>
-      <ns0:pPr>
-        <ns0:pStyle ns0:val="CDStep"/>
-      </ns0:pPr>
-      <ns0:r>
-        <ns0:t xml:space="preserve">↓</ns0:t>
-      </ns0:r>
-    </ns0:p>
-    <ns0:tbl>
-      <ns0:tblPr>
-        <ns0:tblStyle ns0:val="Table"/>
-        <ns0:tblW ns0:type="pct" ns0:w="4931"/>
-        <ns0:tblLayout ns0:type="fixed"/>
-        <ns0:tblLook ns0:firstRow="1" ns0:lastRow="0" ns0:firstColumn="0" ns0:lastColumn="0" ns0:noHBand="0" ns0:noVBand="0" ns0:val="0020"/>
-      </ns0:tblPr>
-      <ns0:tblGrid>
-        <ns0:gridCol ns0:w="7810"/>
-      </ns0:tblGrid>
-      <ns0:tr>
-        <ns0:trPr>
-          <ns0:tblHeader ns0:val="on"/>
-        </ns0:trPr>
-        <ns0:tc>
-          <ns0:tcPr/>
-          <ns0:p>
-            <ns0:pPr>
-              <ns0:pStyle ns0:val="Compact"/>
-            </ns0:pPr>
-            <ns0:r>
-              <ns0:t xml:space="preserve">Decide on sample:</ns0:t>
-            </ns0:r>
-            <ns0:r>
-              <ns0:t xml:space="preserve"> </ns0:t>
-            </ns0:r>
-            <ns0:r>
-              <ns0:t xml:space="preserve">Twelve students from the </ns0:t>
+        <ns0:tc>
+          <ns0:tcPr/>
+          <ns0:p>
+            <ns0:pPr>
+              <ns0:pStyle ns0:val="Heading1"/>
+            </ns0:pPr>
+            <ns0:bookmarkStart ns0:id="12" ns0:name="section-3-question-21-30"/>
+            <ns0:r>
+              <ns0:t xml:space="preserve">SECTION 3 Question 21 – 30</ns0:t>
+            </ns0:r>
+            <ns0:bookmarkEnd ns0:id="12"/>
+          </ns0:p>
+          <ns0:p>
+            <ns0:pPr>
+              <ns0:pStyle ns0:val="Heading3"/>
+            </ns0:pPr>
+            <ns0:bookmarkStart ns0:id="13" ns0:name="questions-21-24"/>
+            <ns0:r>
+              <ns0:t xml:space="preserve">Questions 21-24</ns0:t>
+            </ns0:r>
+            <ns0:bookmarkEnd ns0:id="13"/>
+          </ns0:p>
+          <ns0:p>
+            <ns0:pPr>
+              <ns0:pStyle ns0:val="FirstParagraph"/>
+            </ns0:pPr>
+            <ns0:r>
+              <ns0:t xml:space="preserve">Choose the correct letter, </ns0:t>
             </ns0:r>
             <ns0:r>
               <ns0:rPr>
                 <ns0:b/>
                 <ns0:bCs/>
               </ns0:rPr>
-              <ns0:t xml:space="preserve">25</ns0:t>
-            </ns0:r>
-            <ns0:r>
-              <ns0:t xml:space="preserve"> ……………… department</ns0:t>
-            </ns0:r>
-          </ns0:p>
-        </ns0:tc>
-      </ns0:tr>
-    </ns0:tbl>
-    <ns0:p>
-      <ns0:pPr>
-        <ns0:pStyle ns0:val="CDStep"/>
-      </ns0:pPr>
-      <ns0:r>
-        <ns0:t xml:space="preserve">↓</ns0:t>
-      </ns0:r>
-    </ns0:p>
-    <ns0:tbl>
-      <ns0:tblPr>
-        <ns0:tblStyle ns0:val="Table"/>
-        <ns0:tblW ns0:type="pct" ns0:w="4931"/>
-        <ns0:tblLayout ns0:type="fixed"/>
-        <ns0:tblLook ns0:firstRow="1" ns0:lastRow="0" ns0:firstColumn="0" ns0:lastColumn="0" ns0:noHBand="0" ns0:noVBand="0" ns0:val="0020"/>
-      </ns0:tblPr>
-      <ns0:tblGrid>
-        <ns0:gridCol ns0:w="7810"/>
-      </ns0:tblGrid>
-      <ns0:tr>
-        <ns0:trPr>
-          <ns0:tblHeader ns0:val="on"/>
-        </ns0:trPr>
-        <ns0:tc>
-          <ns0:tcPr/>
-          <ns0:p>
-            <ns0:pPr>
-              <ns0:pStyle ns0:val="Compact"/>
-            </ns0:pPr>
-            <ns0:r>
-              <ns0:t xml:space="preserve">Decide on methodology:</ns0:t>
-            </ns0:r>
-            <ns0:r>
-              <ns0:t xml:space="preserve"> </ns0:t>
-            </ns0:r>
-            <ns0:r>
-              <ns0:t xml:space="preserve">Self-reporting</ns0:t>
-            </ns0:r>
-          </ns0:p>
-        </ns0:tc>
-      </ns0:tr>
-    </ns0:tbl>
-    <ns0:p>
-      <ns0:pPr>
-        <ns0:pStyle ns0:val="CDStep"/>
-      </ns0:pPr>
-      <ns0:r>
-        <ns0:t xml:space="preserve">↓</ns0:t>
-      </ns0:r>
-    </ns0:p>
-    <ns0:tbl>
-      <ns0:tblPr>
-        <ns0:tblStyle ns0:val="Table"/>
-        <ns0:tblW ns0:type="pct" ns0:w="4931"/>
-        <ns0:tblLayout ns0:type="fixed"/>
-        <ns0:tblLook ns0:firstRow="1" ns0:lastRow="0" ns0:firstColumn="0" ns0:lastColumn="0" ns0:noHBand="0" ns0:noVBand="0" ns0:val="0020"/>
-      </ns0:tblPr>
-      <ns0:tblGrid>
-        <ns0:gridCol ns0:w="7810"/>
-      </ns0:tblGrid>
-      <ns0:tr>
-        <ns0:trPr>
-          <ns0:tblHeader ns0:val="on"/>
-        </ns0:trPr>
-        <ns0:tc>
-          <ns0:tcPr/>
-          <ns0:p>
-            <ns0:pPr>
-              <ns0:pStyle ns0:val="Compact"/>
-            </ns0:pPr>
-            <ns0:r>
-              <ns0:t xml:space="preserve">Decide on procedure:</ns0:t>
-            </ns0:r>
-            <ns0:r>
-              <ns0:t xml:space="preserve"> </ns0:t>
-            </ns0:r>
-            <ns0:r>
-              <ns0:t xml:space="preserve">Answers on </ns0:t>
+              <ns0:t xml:space="preserve">A</ns0:t>
+            </ns0:r>
+            <ns0:r>
+              <ns0:t xml:space="preserve">, </ns0:t>
             </ns0:r>
             <ns0:r>
               <ns0:rPr>
                 <ns0:b/>
                 <ns0:bCs/>
               </ns0:rPr>
-              <ns0:t xml:space="preserve">26</ns0:t>
-            </ns0:r>
-            <ns0:r>
-              <ns0:t xml:space="preserve"> ………………</ns0:t>
-            </ns0:r>
-          </ns0:p>
-        </ns0:tc>
-      </ns0:tr>
-    </ns0:tbl>
-    <ns0:p>
-      <ns0:pPr>
-        <ns0:pStyle ns0:val="CDStep"/>
-      </ns0:pPr>
-      <ns0:r>
-        <ns0:t xml:space="preserve">↓</ns0:t>
-      </ns0:r>
-    </ns0:p>
-    <ns0:tbl>
-      <ns0:tblPr>
-        <ns0:tblStyle ns0:val="Table"/>
-        <ns0:tblW ns0:type="pct" ns0:w="5062"/>
-        <ns0:tblLayout ns0:type="fixed"/>
-        <ns0:tblLook ns0:firstRow="1" ns0:lastRow="0" ns0:firstColumn="0" ns0:lastColumn="0" ns0:noHBand="0" ns0:noVBand="0" ns0:val="0020"/>
-      </ns0:tblPr>
-      <ns0:tblGrid>
-        <ns0:gridCol ns0:w="8017"/>
-      </ns0:tblGrid>
-      <ns0:tr>
-        <ns0:trPr>
-          <ns0:tblHeader ns0:val="on"/>
-        </ns0:trPr>
-        <ns0:tc>
-          <ns0:tcPr/>
-          <ns0:p>
-            <ns0:pPr>
-              <ns0:pStyle ns0:val="Compact"/>
-            </ns0:pPr>
-            <ns0:r>
-              <ns0:t xml:space="preserve">Check ethical guidelines for working with </ns0:t>
+              <ns0:t xml:space="preserve">B</ns0:t>
+            </ns0:r>
+            <ns0:r>
+              <ns0:t xml:space="preserve"> or </ns0:t>
             </ns0:r>
             <ns0:r>
               <ns0:rPr>
                 <ns0:b/>
                 <ns0:bCs/>
               </ns0:rPr>
-              <ns0:t xml:space="preserve">27</ns0:t>
-            </ns0:r>
-            <ns0:r>
-              <ns0:t xml:space="preserve"> ………………</ns0:t>
-            </ns0:r>
-            <ns0:r>
-              <ns0:t xml:space="preserve"> </ns0:t>
-            </ns0:r>
-            <ns0:r>
-              <ns0:t xml:space="preserve">Ensure that risk is assessed and </ns0:t>
-            </ns0:r>
+              <ns0:t xml:space="preserve">C</ns0:t>
+            </ns0:r>
+            <ns0:r>
+              <ns0:t xml:space="preserve">.</ns0:t>
+            </ns0:r>
+          </ns0:p>
+          <ns0:p>
+            <ns0:pPr>
+              <ns0:pStyle ns0:val="BodyText"/>
+            </ns0:pPr>
             <ns0:r>
               <ns0:rPr>
                 <ns0:b/>
                 <ns0:bCs/>
               </ns0:rPr>
-              <ns0:t xml:space="preserve">28</ns0:t>
-            </ns0:r>
-            <ns0:r>
-              <ns0:t xml:space="preserve"> ……………… is kept to a minimum</ns0:t>
-            </ns0:r>
-          </ns0:p>
-        </ns0:tc>
-      </ns0:tr>
-    </ns0:tbl>
-    <ns0:p>
-      <ns0:pPr>
-        <ns0:pStyle ns0:val="CDStep"/>
-      </ns0:pPr>
-      <ns0:r>
-        <ns0:t xml:space="preserve">↓</ns0:t>
-      </ns0:r>
-    </ns0:p>
-    <ns0:tbl>
-      <ns0:tblPr>
-        <ns0:tblStyle ns0:val="Table"/>
-        <ns0:tblW ns0:type="pct" ns0:w="4931"/>
-        <ns0:tblLayout ns0:type="fixed"/>
-        <ns0:tblLook ns0:firstRow="1" ns0:lastRow="0" ns0:firstColumn="0" ns0:lastColumn="0" ns0:noHBand="0" ns0:noVBand="0" ns0:val="0020"/>
-      </ns0:tblPr>
-      <ns0:tblGrid>
-        <ns0:gridCol ns0:w="7810"/>
-      </ns0:tblGrid>
-      <ns0:tr>
-        <ns0:trPr>
-          <ns0:tblHeader ns0:val="on"/>
-        </ns0:trPr>
-        <ns0:tc>
-          <ns0:tcPr/>
-          <ns0:p>
-            <ns0:pPr>
-              <ns0:pStyle ns0:val="Compact"/>
-            </ns0:pPr>
-            <ns0:r>
-              <ns0:t xml:space="preserve">Analyse the results</ns0:t>
-            </ns0:r>
-            <ns0:r>
-              <ns0:t xml:space="preserve"> </ns0:t>
-            </ns0:r>
-            <ns0:r>
-              <ns0:t xml:space="preserve">Calculate the correlation and make a </ns0:t>
-            </ns0:r>
+              <ns0:t xml:space="preserve">Assignment on sleep and dreams</ns0:t>
+            </ns0:r>
+          </ns0:p>
+          <ns0:p>
+            <ns0:pPr>
+              <ns0:pStyle ns0:val="BodyText"/>
+            </ns0:pPr>
             <ns0:r>
               <ns0:rPr>
                 <ns0:b/>
                 <ns0:bCs/>
               </ns0:rPr>
-              <ns0:t xml:space="preserve">29</ns0:t>
-            </ns0:r>
-            <ns0:r>
-              <ns0:t xml:space="preserve"> ………………</ns0:t>
+              <ns0:t xml:space="preserve">21 </ns0:t>
+            </ns0:r>
+            <ns0:r>
+              <ns0:t xml:space="preserve">  Luke read that one reason why we often forget dreams is that</ns0:t>
+            </ns0:r>
+          </ns0:p>
+          <ns0:p>
+            <ns0:pPr>
+              <ns0:pStyle ns0:val="BodyText"/>
+            </ns0:pPr>
+            <ns0:r>
+              <ns0:rPr>
+                <ns0:b/>
+                <ns0:bCs/>
+              </ns0:rPr>
+              <ns0:t xml:space="preserve">A   </ns0:t>
+            </ns0:r>
+            <ns0:r>
+              <ns0:t xml:space="preserve">our memories cannot cope with too much information.</ns0:t>
+            </ns0:r>
+          </ns0:p>
+          <ns0:p>
+            <ns0:pPr>
+              <ns0:pStyle ns0:val="BodyText"/>
+            </ns0:pPr>
+            <ns0:r>
+              <ns0:rPr>
+                <ns0:b/>
+                <ns0:bCs/>
+              </ns0:rPr>
+              <ns0:t xml:space="preserve">B   </ns0:t>
+            </ns0:r>
+            <ns0:r>
+              <ns0:t xml:space="preserve">we might other wise be confused about what is real.</ns0:t>
+            </ns0:r>
+          </ns0:p>
+          <ns0:p>
+            <ns0:pPr>
+              <ns0:pStyle ns0:val="BodyText"/>
+            </ns0:pPr>
+            <ns0:r>
+              <ns0:rPr>
+                <ns0:b/>
+                <ns0:bCs/>
+              </ns0:rPr>
+              <ns0:t xml:space="preserve">C   </ns0:t>
+            </ns0:r>
+            <ns0:r>
+              <ns0:t xml:space="preserve">we do not think they are important.</ns0:t>
+            </ns0:r>
+          </ns0:p>
+          <ns0:p>
+            <ns0:pPr>
+              <ns0:pStyle ns0:val="BodyText"/>
+            </ns0:pPr>
+            <ns0:r>
+              <ns0:rPr>
+                <ns0:b/>
+                <ns0:bCs/>
+              </ns0:rPr>
+              <ns0:t xml:space="preserve">22 </ns0:t>
+            </ns0:r>
+            <ns0:r>
+              <ns0:t xml:space="preserve">  What do Luke and Susie agree about dreams predicting the future?</ns0:t>
+            </ns0:r>
+          </ns0:p>
+          <ns0:p>
+            <ns0:pPr>
+              <ns0:pStyle ns0:val="BodyText"/>
+            </ns0:pPr>
+            <ns0:r>
+              <ns0:rPr>
+                <ns0:b/>
+                <ns0:bCs/>
+              </ns0:rPr>
+              <ns0:t xml:space="preserve">A   </ns0:t>
+            </ns0:r>
+            <ns0:r>
+              <ns0:t xml:space="preserve">It may just be due to chance.</ns0:t>
+            </ns0:r>
+          </ns0:p>
+          <ns0:p>
+            <ns0:pPr>
+              <ns0:pStyle ns0:val="BodyText"/>
+            </ns0:pPr>
+            <ns0:r>
+              <ns0:rPr>
+                <ns0:b/>
+                <ns0:bCs/>
+              </ns0:rPr>
+              <ns0:t xml:space="preserve">B   </ns0:t>
+            </ns0:r>
+            <ns0:r>
+              <ns0:t xml:space="preserve">It only happens with certain types of event.</ns0:t>
+            </ns0:r>
+          </ns0:p>
+          <ns0:p>
+            <ns0:pPr>
+              <ns0:pStyle ns0:val="BodyText"/>
+            </ns0:pPr>
+            <ns0:r>
+              <ns0:rPr>
+                <ns0:b/>
+                <ns0:bCs/>
+              </ns0:rPr>
+              <ns0:t xml:space="preserve">C   </ns0:t>
+            </ns0:r>
+            <ns0:r>
+              <ns0:t xml:space="preserve">It happens more often than some people think.</ns0:t>
+            </ns0:r>
+          </ns0:p>
+          <ns0:p>
+            <ns0:pPr>
+              <ns0:pStyle ns0:val="BodyText"/>
+            </ns0:pPr>
+            <ns0:r>
+              <ns0:rPr>
+                <ns0:b/>
+                <ns0:bCs/>
+              </ns0:rPr>
+              <ns0:t xml:space="preserve">23 </ns0:t>
+            </ns0:r>
+            <ns0:r>
+              <ns0:t xml:space="preserve">  Susie says that a study on pre-school children having a short nap in the day</ns0:t>
+            </ns0:r>
+          </ns0:p>
+          <ns0:p>
+            <ns0:pPr>
+              <ns0:pStyle ns0:val="BodyText"/>
+            </ns0:pPr>
+            <ns0:r>
+              <ns0:rPr>
+                <ns0:b/>
+                <ns0:bCs/>
+              </ns0:rPr>
+              <ns0:t xml:space="preserve">A   </ns0:t>
+            </ns0:r>
+            <ns0:r>
+              <ns0:t xml:space="preserve">had controversial results.</ns0:t>
+            </ns0:r>
+          </ns0:p>
+          <ns0:p>
+            <ns0:pPr>
+              <ns0:pStyle ns0:val="BodyText"/>
+            </ns0:pPr>
+            <ns0:r>
+              <ns0:rPr>
+                <ns0:b/>
+                <ns0:bCs/>
+              </ns0:rPr>
+              <ns0:t xml:space="preserve">B   </ns0:t>
+            </ns0:r>
+            <ns0:r>
+              <ns0:t xml:space="preserve">used faulty research methodology.</ns0:t>
+            </ns0:r>
+          </ns0:p>
+          <ns0:p>
+            <ns0:pPr>
+              <ns0:pStyle ns0:val="BodyText"/>
+            </ns0:pPr>
+            <ns0:r>
+              <ns0:rPr>
+                <ns0:b/>
+                <ns0:bCs/>
+              </ns0:rPr>
+              <ns0:t xml:space="preserve">C   </ns0:t>
+            </ns0:r>
+            <ns0:r>
+              <ns0:t xml:space="preserve">failed to reach any clear conclusions.</ns0:t>
+            </ns0:r>
+          </ns0:p>
+          <ns0:p>
+            <ns0:pPr>
+              <ns0:pStyle ns0:val="BodyText"/>
+            </ns0:pPr>
+            <ns0:r>
+              <ns0:rPr>
+                <ns0:b/>
+                <ns0:bCs/>
+              </ns0:rPr>
+              <ns0:t xml:space="preserve">24 </ns0:t>
+            </ns0:r>
+            <ns0:r>
+              <ns0:t xml:space="preserve">  In their last assignment, both students had problems with</ns0:t>
+            </ns0:r>
+          </ns0:p>
+          <ns0:p>
+            <ns0:pPr>
+              <ns0:pStyle ns0:val="BodyText"/>
+            </ns0:pPr>
+            <ns0:r>
+              <ns0:rPr>
+                <ns0:b/>
+                <ns0:bCs/>
+              </ns0:rPr>
+              <ns0:t xml:space="preserve">A   </ns0:t>
+            </ns0:r>
+            <ns0:r>
+              <ns0:t xml:space="preserve">statistical analysis.</ns0:t>
+            </ns0:r>
+          </ns0:p>
+          <ns0:p>
+            <ns0:pPr>
+              <ns0:pStyle ns0:val="BodyText"/>
+            </ns0:pPr>
+            <ns0:r>
+              <ns0:rPr>
+                <ns0:b/>
+                <ns0:bCs/>
+              </ns0:rPr>
+              <ns0:t xml:space="preserve">B   </ns0:t>
+            </ns0:r>
+            <ns0:r>
+              <ns0:t xml:space="preserve">making an action plan.</ns0:t>
+            </ns0:r>
+          </ns0:p>
+          <ns0:p>
+            <ns0:pPr>
+              <ns0:pStyle ns0:val="BodyText"/>
+            </ns0:pPr>
+            <ns0:r>
+              <ns0:rPr>
+                <ns0:b/>
+                <ns0:bCs/>
+              </ns0:rPr>
+              <ns0:t xml:space="preserve">C   </ns0:t>
+            </ns0:r>
+            <ns0:r>
+              <ns0:t xml:space="preserve">self-assessment</ns0:t>
+            </ns0:r>
+          </ns0:p>
+          <ns0:p>
+            <ns0:pPr>
+              <ns0:pStyle ns0:val="Heading3"/>
+            </ns0:pPr>
+            <ns0:bookmarkStart ns0:id="14" ns0:name="questions-25-30"/>
+            <ns0:r>
+              <ns0:t xml:space="preserve">Questions 25-30</ns0:t>
+            </ns0:r>
+            <ns0:bookmarkEnd ns0:id="14"/>
+          </ns0:p>
+          <ns0:p>
+            <ns0:pPr>
+              <ns0:pStyle ns0:val="FirstParagraph"/>
+            </ns0:pPr>
+            <ns0:r>
+              <ns0:t xml:space="preserve">Complete the flow chart below.</ns0:t>
+            </ns0:r>
+          </ns0:p>
+          <ns0:p>
+            <ns0:pPr>
+              <ns0:pStyle ns0:val="BodyText"/>
+            </ns0:pPr>
+            <ns0:r>
+              <ns0:t xml:space="preserve">Write </ns0:t>
+            </ns0:r>
+            <ns0:r>
+              <ns0:rPr>
+                <ns0:b/>
+                <ns0:bCs/>
+              </ns0:rPr>
+              <ns0:t xml:space="preserve">ONE WORD ONLY</ns0:t>
+            </ns0:r>
+            <ns0:r>
+              <ns0:t xml:space="preserve"> for each answer.</ns0:t>
+            </ns0:r>
+          </ns0:p>
+          <ns0:p>
+            <ns0:pPr>
+              <ns0:pStyle ns0:val="BodyText"/>
+            </ns0:pPr>
+            <ns0:r>
+              <ns0:rPr>
+                <ns0:b/>
+                <ns0:bCs/>
+              </ns0:rPr>
+              <ns0:t xml:space="preserve">Assignment plan</ns0:t>
+            </ns0:r>
+          </ns0:p>
+          <ns0:tbl>
+            <ns0:tblPr>
+              <ns0:tblStyle ns0:val="Table"/>
+              <ns0:tblW ns0:type="pct" ns0:w="4931"/>
+              <ns0:tblLayout ns0:type="fixed"/>
+              <ns0:tblLook ns0:firstRow="1" ns0:lastRow="0" ns0:firstColumn="0" ns0:lastColumn="0" ns0:noHBand="0" ns0:noVBand="0" ns0:val="0020"/>
+            </ns0:tblPr>
+            <ns0:tblGrid>
+              <ns0:gridCol ns0:w="7810"/>
+            </ns0:tblGrid>
+            <ns0:tr>
+              <ns0:trPr>
+                <ns0:tblHeader ns0:val="on"/>
+              </ns0:trPr>
+              <ns0:tc>
+                <ns0:tcPr/>
+                <ns0:p>
+                  <ns0:pPr>
+                    <ns0:pStyle ns0:val="Compact"/>
+                  </ns0:pPr>
+                  <ns0:r>
+                    <ns0:t xml:space="preserve">Decide on research question:</ns0:t>
+                  </ns0:r>
+                  <ns0:r>
+                    <ns0:t xml:space="preserve"> </ns0:t>
+                  </ns0:r>
+                  <ns0:r>
+                    <ns0:t xml:space="preserve">Is there a relationship between hours of sleep and number of dreams?</ns0:t>
+                  </ns0:r>
+                </ns0:p>
+              </ns0:tc>
+            </ns0:tr>
+          </ns0:tbl>
+          <ns0:p>
+            <ns0:pPr>
+              <ns0:pStyle ns0:val="BodyText"/>
+            </ns0:pPr>
+            <ns0:r>
+              <ns0:t xml:space="preserve">↓</ns0:t>
+            </ns0:r>
+          </ns0:p>
+          <ns0:tbl>
+            <ns0:tblPr>
+              <ns0:tblStyle ns0:val="Table"/>
+              <ns0:tblW ns0:type="pct" ns0:w="4931"/>
+              <ns0:tblLayout ns0:type="fixed"/>
+              <ns0:tblLook ns0:firstRow="1" ns0:lastRow="0" ns0:firstColumn="0" ns0:lastColumn="0" ns0:noHBand="0" ns0:noVBand="0" ns0:val="0020"/>
+            </ns0:tblPr>
+            <ns0:tblGrid>
+              <ns0:gridCol ns0:w="7810"/>
+            </ns0:tblGrid>
+            <ns0:tr>
+              <ns0:trPr>
+                <ns0:tblHeader ns0:val="on"/>
+              </ns0:trPr>
+              <ns0:tc>
+                <ns0:tcPr/>
+                <ns0:p>
+                  <ns0:pPr>
+                    <ns0:pStyle ns0:val="Compact"/>
+                  </ns0:pPr>
+                  <ns0:r>
+                    <ns0:t xml:space="preserve">Decide on sample:</ns0:t>
+                  </ns0:r>
+                  <ns0:r>
+                    <ns0:t xml:space="preserve"> </ns0:t>
+                  </ns0:r>
+                  <ns0:r>
+                    <ns0:t xml:space="preserve">Twelve students from the </ns0:t>
+                  </ns0:r>
+                  <ns0:r>
+                    <ns0:rPr>
+                      <ns0:b/>
+                      <ns0:bCs/>
+                    </ns0:rPr>
+                    <ns0:t xml:space="preserve">25</ns0:t>
+                  </ns0:r>
+                  <ns0:r>
+                    <ns0:t xml:space="preserve"> ……………… department</ns0:t>
+                  </ns0:r>
+                </ns0:p>
+              </ns0:tc>
+            </ns0:tr>
+          </ns0:tbl>
+          <ns0:p>
+            <ns0:pPr>
+              <ns0:pStyle ns0:val="BodyText"/>
+            </ns0:pPr>
+            <ns0:r>
+              <ns0:t xml:space="preserve">↓</ns0:t>
+            </ns0:r>
+          </ns0:p>
+          <ns0:tbl>
+            <ns0:tblPr>
+              <ns0:tblStyle ns0:val="Table"/>
+              <ns0:tblW ns0:type="pct" ns0:w="4931"/>
+              <ns0:tblLayout ns0:type="fixed"/>
+              <ns0:tblLook ns0:firstRow="1" ns0:lastRow="0" ns0:firstColumn="0" ns0:lastColumn="0" ns0:noHBand="0" ns0:noVBand="0" ns0:val="0020"/>
+            </ns0:tblPr>
+            <ns0:tblGrid>
+              <ns0:gridCol ns0:w="7810"/>
+            </ns0:tblGrid>
+            <ns0:tr>
+              <ns0:trPr>
+                <ns0:tblHeader ns0:val="on"/>
+              </ns0:trPr>
+              <ns0:tc>
+                <ns0:tcPr/>
+                <ns0:p>
+                  <ns0:pPr>
+                    <ns0:pStyle ns0:val="Compact"/>
+                  </ns0:pPr>
+                  <ns0:r>
+                    <ns0:t xml:space="preserve">Decide on methodology:</ns0:t>
+                  </ns0:r>
+                  <ns0:r>
+                    <ns0:t xml:space="preserve"> </ns0:t>
+                  </ns0:r>
+                  <ns0:r>
+                    <ns0:t xml:space="preserve">Self-reporting</ns0:t>
+                  </ns0:r>
+                </ns0:p>
+              </ns0:tc>
+            </ns0:tr>
+          </ns0:tbl>
+          <ns0:p>
+            <ns0:pPr>
+              <ns0:pStyle ns0:val="BodyText"/>
+            </ns0:pPr>
+            <ns0:r>
+              <ns0:t xml:space="preserve">↓</ns0:t>
+            </ns0:r>
+          </ns0:p>
+          <ns0:tbl>
+            <ns0:tblPr>
+              <ns0:tblStyle ns0:val="Table"/>
+              <ns0:tblW ns0:type="pct" ns0:w="4931"/>
+              <ns0:tblLayout ns0:type="fixed"/>
+              <ns0:tblLook ns0:firstRow="1" ns0:lastRow="0" ns0:firstColumn="0" ns0:lastColumn="0" ns0:noHBand="0" ns0:noVBand="0" ns0:val="0020"/>
+            </ns0:tblPr>
+            <ns0:tblGrid>
+              <ns0:gridCol ns0:w="7810"/>
+            </ns0:tblGrid>
+            <ns0:tr>
+              <ns0:trPr>
+                <ns0:tblHeader ns0:val="on"/>
+              </ns0:trPr>
+              <ns0:tc>
+                <ns0:tcPr/>
+                <ns0:p>
+                  <ns0:pPr>
+                    <ns0:pStyle ns0:val="Compact"/>
+                  </ns0:pPr>
+                  <ns0:r>
+                    <ns0:t xml:space="preserve">Decide on procedure:</ns0:t>
+                  </ns0:r>
+                  <ns0:r>
+                    <ns0:t xml:space="preserve"> </ns0:t>
+                  </ns0:r>
+                  <ns0:r>
+                    <ns0:t xml:space="preserve">Answers on </ns0:t>
+                  </ns0:r>
+                  <ns0:r>
+                    <ns0:rPr>
+                      <ns0:b/>
+                      <ns0:bCs/>
+                    </ns0:rPr>
+                    <ns0:t xml:space="preserve">26</ns0:t>
+                  </ns0:r>
+                  <ns0:r>
+                    <ns0:t xml:space="preserve"> ………………</ns0:t>
+                  </ns0:r>
+                </ns0:p>
+              </ns0:tc>
+            </ns0:tr>
+          </ns0:tbl>
+          <ns0:p>
+            <ns0:pPr>
+              <ns0:pStyle ns0:val="BodyText"/>
+            </ns0:pPr>
+            <ns0:r>
+              <ns0:t xml:space="preserve">↓</ns0:t>
+            </ns0:r>
+          </ns0:p>
+          <ns0:tbl>
+            <ns0:tblPr>
+              <ns0:tblStyle ns0:val="Table"/>
+              <ns0:tblW ns0:type="pct" ns0:w="5062"/>
+              <ns0:tblLayout ns0:type="fixed"/>
+              <ns0:tblLook ns0:firstRow="1" ns0:lastRow="0" ns0:firstColumn="0" ns0:lastColumn="0" ns0:noHBand="0" ns0:noVBand="0" ns0:val="0020"/>
+            </ns0:tblPr>
+            <ns0:tblGrid>
+              <ns0:gridCol ns0:w="8017"/>
+            </ns0:tblGrid>
+            <ns0:tr>
+              <ns0:trPr>
+                <ns0:tblHeader ns0:val="on"/>
+              </ns0:trPr>
+              <ns0:tc>
+                <ns0:tcPr/>
+                <ns0:p>
+                  <ns0:pPr>
+                    <ns0:pStyle ns0:val="Compact"/>
+                  </ns0:pPr>
+                  <ns0:r>
+                    <ns0:t xml:space="preserve">Check ethical guidelines for working with </ns0:t>
+                  </ns0:r>
+                  <ns0:r>
+                    <ns0:rPr>
+                      <ns0:b/>
+                      <ns0:bCs/>
+                    </ns0:rPr>
+                    <ns0:t xml:space="preserve">27</ns0:t>
+                  </ns0:r>
+                  <ns0:r>
+                    <ns0:t xml:space="preserve"> ………………</ns0:t>
+                  </ns0:r>
+                  <ns0:r>
+                    <ns0:t xml:space="preserve"> </ns0:t>
+                  </ns0:r>
+                  <ns0:r>
+                    <ns0:t xml:space="preserve">Ensure that risk is assessed and </ns0:t>
+                  </ns0:r>
+                  <ns0:r>
+                    <ns0:rPr>
+                      <ns0:b/>
+                      <ns0:bCs/>
+                    </ns0:rPr>
+                    <ns0:t xml:space="preserve">28</ns0:t>
+                  </ns0:r>
+                  <ns0:r>
+                    <ns0:t xml:space="preserve"> ……………… is kept to a minimum</ns0:t>
+                  </ns0:r>
+                </ns0:p>
+              </ns0:tc>
+            </ns0:tr>
+          </ns0:tbl>
+          <ns0:p>
+            <ns0:pPr>
+              <ns0:pStyle ns0:val="BodyText"/>
+            </ns0:pPr>
+            <ns0:r>
+              <ns0:t xml:space="preserve">↓</ns0:t>
+            </ns0:r>
+          </ns0:p>
+          <ns0:tbl>
+            <ns0:tblPr>
+              <ns0:tblStyle ns0:val="Table"/>
+              <ns0:tblW ns0:type="pct" ns0:w="4931"/>
+              <ns0:tblLayout ns0:type="fixed"/>
+              <ns0:tblLook ns0:firstRow="1" ns0:lastRow="0" ns0:firstColumn="0" ns0:lastColumn="0" ns0:noHBand="0" ns0:noVBand="0" ns0:val="0020"/>
+            </ns0:tblPr>
+            <ns0:tblGrid>
+              <ns0:gridCol ns0:w="7810"/>
+            </ns0:tblGrid>
+            <ns0:tr>
+              <ns0:trPr>
+                <ns0:tblHeader ns0:val="on"/>
+              </ns0:trPr>
+              <ns0:tc>
+                <ns0:tcPr/>
+                <ns0:p>
+                  <ns0:pPr>
+                    <ns0:pStyle ns0:val="Compact"/>
+                  </ns0:pPr>
+                  <ns0:r>
+                    <ns0:t xml:space="preserve">Analyse the results</ns0:t>
+                  </ns0:r>
+                  <ns0:r>
+                    <ns0:t xml:space="preserve"> </ns0:t>
+                  </ns0:r>
+                  <ns0:r>
+                    <ns0:t xml:space="preserve">Calculate the correlation and make a </ns0:t>
+                  </ns0:r>
+                  <ns0:r>
+                    <ns0:rPr>
+                      <ns0:b/>
+                      <ns0:bCs/>
+                    </ns0:rPr>
+                    <ns0:t xml:space="preserve">29</ns0:t>
+                  </ns0:r>
+                  <ns0:r>
+                    <ns0:t xml:space="preserve"> ………………</ns0:t>
+                  </ns0:r>
+                </ns0:p>
+              </ns0:tc>
+            </ns0:tr>
+          </ns0:tbl>
+          <ns0:p>
+            <ns0:pPr>
+              <ns0:pStyle ns0:val="BodyText"/>
+            </ns0:pPr>
+            <ns0:r>
+              <ns0:t xml:space="preserve">↓</ns0:t>
+            </ns0:r>
+          </ns0:p>
+          <ns0:p>
+            <ns0:pPr>
+              <ns0:pStyle ns0:val="BodyText"/>
+            </ns0:pPr>
+            <ns0:r>
+              <ns0:rPr>
+                <ns0:b/>
+                <ns0:bCs/>
+              </ns0:rPr>
+              <ns0:t xml:space="preserve">30</ns0:t>
+            </ns0:r>
+            <ns0:r>
+              <ns0:t xml:space="preserve"> ……………… the research</ns0:t>
             </ns0:r>
           </ns0:p>
         </ns0:tc>
       </ns0:tr>
     </ns0:tbl>
-    <ns0:p>
-      <ns0:pPr>
-        <ns0:pStyle ns0:val="CDStep"/>
-      </ns0:pPr>
-      <ns0:r>
-        <ns0:t xml:space="preserve">↓</ns0:t>
-      </ns0:r>
-    </ns0:p>
-    <ns0:p>
-      <ns0:pPr>
-        <ns0:pStyle ns0:val="CDStep"/>
-      </ns0:pPr>
-      <ns0:r>
-        <ns0:rPr>
-          <ns0:b/>
-          <ns0:bCs/>
-        </ns0:rPr>
-        <ns0:t xml:space="preserve">30</ns0:t>
-      </ns0:r>
-      <ns0:r>
-        <ns0:t xml:space="preserve"> ……………… the research</ns0:t>
-      </ns0:r>
-    </ns0:p>
-    <ns0:bookmarkEnd ns0:id="13"/>
-    <ns0:bookmarkEnd ns0:id="14"/>
-    <ns0:bookmarkStart ns0:id="26" ns0:name="section-4-questions-31-40"/>
-    <ns0:p>
-      <ns0:pPr>
-        <ns0:pStyle ns0:val="Heading1"/>
-      </ns0:pPr>
-      <ns0:r>
-        <ns0:t xml:space="preserve">SECTION 4** **Questions 31-40</ns0:t>
-      </ns0:r>
-    </ns0:p>
-    <ns0:p>
-      <ns0:pPr>
-        <ns0:pStyle ns0:val="CDListeningSectionHeader"/>
-      </ns0:pPr>
-      <ns0:r>
-        <ns0:t xml:space="preserve">Complete the notes below.</ns0:t>
-      </ns0:r>
-    </ns0:p>
-    <ns0:p>
-      <ns0:pPr>
-        <ns0:pStyle ns0:val="CDListeningSectionHeader"/>
-      </ns0:pPr>
-      <ns0:r>
-        <ns0:t xml:space="preserve">Write </ns0:t>
-      </ns0:r>
-      <ns0:r>
-        <ns0:rPr>
-          <ns0:b/>
-          <ns0:bCs/>
-        </ns0:rPr>
-        <ns0:t xml:space="preserve">ONE WORD ONLY</ns0:t>
-      </ns0:r>
-      <ns0:r>
-        <ns0:t xml:space="preserve"> for each answer.</ns0:t>
-      </ns0:r>
-    </ns0:p>
-    <ns0:p>
-      <ns0:pPr>
-        <ns0:pStyle ns0:val="CDListeningSectionHeader"/>
-      </ns0:pPr>
-      <ns0:r>
-        <ns0:rPr>
-          <ns0:b/>
-          <ns0:bCs/>
-        </ns0:rPr>
-        <ns0:t xml:space="preserve">The hunt for sunken settlements and ancient shipwrecks</ns0:t>
-      </ns0:r>
-    </ns0:p>
-    <ns0:p>
-      <ns0:pPr>
-        <ns0:pStyle ns0:val="CDListeningSectionHeader"/>
-      </ns0:pPr>
-      <ns0:r>
-        <ns0:rPr>
-          <ns0:b/>
-          <ns0:bCs/>
-        </ns0:rPr>
-        <ns0:t xml:space="preserve">ATLIT-YAM</ns0:t>
-      </ns0:r>
-    </ns0:p>
-    <ns0:p>
-      <ns0:pPr>
-        <ns0:pStyle ns0:val="Compact"/>
-        <ns0:numPr>
-          <ns0:ilvl ns0:val="0"/>
-          <ns0:numId ns0:val="1001"/>
-        </ns0:numPr>
-      </ns0:pPr>
-      <ns0:r>
-        <ns0:t xml:space="preserve">was a village on coast of eastern Mediterranean</ns0:t>
-      </ns0:r>
-    </ns0:p>
-    <ns0:p>
-      <ns0:pPr>
-        <ns0:pStyle ns0:val="Compact"/>
-        <ns0:numPr>
-          <ns0:ilvl ns0:val="0"/>
-          <ns0:numId ns0:val="1001"/>
-        </ns0:numPr>
-      </ns0:pPr>
-      <ns0:r>
-        <ns0:t xml:space="preserve">thrived until about 7,000 BC</ns0:t>
-      </ns0:r>
-    </ns0:p>
-    <ns0:p>
-      <ns0:pPr>
-        <ns0:pStyle ns0:val="Compact"/>
-        <ns0:numPr>
-          <ns0:ilvl ns0:val="0"/>
-          <ns0:numId ns0:val="1001"/>
-        </ns0:numPr>
-      </ns0:pPr>
-      <ns0:r>
-        <ns0:t xml:space="preserve">stones homes had a courtyard</ns0:t>
-      </ns0:r>
-    </ns0:p>
-    <ns0:p>
-      <ns0:pPr>
-        <ns0:pStyle ns0:val="Compact"/>
-        <ns0:numPr>
-          <ns0:ilvl ns0:val="0"/>
-          <ns0:numId ns0:val="1001"/>
-        </ns0:numPr>
-      </ns0:pPr>
-      <ns0:r>
-        <ns0:t xml:space="preserve">had a semicircle of large stones round a </ns0:t>
-      </ns0:r>
-      <ns0:r>
-        <ns0:rPr>
-          <ns0:b/>
-          <ns0:bCs/>
-        </ns0:rPr>
-        <ns0:t xml:space="preserve">31</ns0:t>
-      </ns0:r>
-      <ns0:r>
-        <ns0:t xml:space="preserve">…………………</ns0:t>
-      </ns0:r>
-    </ns0:p>
-    <ns0:p>
-      <ns0:pPr>
-        <ns0:pStyle ns0:val="Compact"/>
-        <ns0:numPr>
-          <ns0:ilvl ns0:val="0"/>
-          <ns0:numId ns0:val="1001"/>
-        </ns0:numPr>
-      </ns0:pPr>
-      <ns0:r>
-        <ns0:t xml:space="preserve">cause of destruction unknown – now under the sea</ns0:t>
-      </ns0:r>
-    </ns0:p>
-    <ns0:p>
-      <ns0:pPr>
-        <ns0:pStyle ns0:val="Compact"/>
-        <ns0:numPr>
-          <ns0:ilvl ns0:val="0"/>
-          <ns0:numId ns0:val="1001"/>
-        </ns0:numPr>
-      </ns0:pPr>
-      <ns0:r>
-        <ns0:t xml:space="preserve">biggest settlement from the prehistoric period found on the seabed</ns0:t>
-      </ns0:r>
-    </ns0:p>
-    <ns0:p>
-      <ns0:pPr>
-        <ns0:pStyle ns0:val="Compact"/>
-        <ns0:numPr>
-          <ns0:ilvl ns0:val="0"/>
-          <ns0:numId ns0:val="1001"/>
-        </ns0:numPr>
-      </ns0:pPr>
-      <ns0:r>
-        <ns0:t xml:space="preserve">research carried out into structures, </ns0:t>
-      </ns0:r>
-      <ns0:r>
-        <ns0:rPr>
-          <ns0:b/>
-          <ns0:bCs/>
-        </ns0:rPr>
-        <ns0:t xml:space="preserve">32</ns0:t>
-      </ns0:r>
-      <ns0:r>
-        <ns0:t xml:space="preserve">………………… and human remains</ns0:t>
-      </ns0:r>
-    </ns0:p>
-    <ns0:p>
-      <ns0:pPr>
-        <ns0:pStyle ns0:val="CDListeningSectionHeader"/>
-      </ns0:pPr>
-      <ns0:r>
-        <ns0:rPr>
-          <ns0:b/>
-          <ns0:bCs/>
-        </ns0:rPr>
-        <ns0:t xml:space="preserve">TRADITIOINAL AUTONOMOUS UNDERWATER VEHICLES (AUVs)</ns0:t>
-      </ns0:r>
-    </ns0:p>
-    <ns0:p>
-      <ns0:pPr>
-        <ns0:pStyle ns0:val="Compact"/>
-        <ns0:numPr>
-          <ns0:ilvl ns0:val="0"/>
-          <ns0:numId ns0:val="1002"/>
-        </ns0:numPr>
-      </ns0:pPr>
-      <ns0:r>
-        <ns0:t xml:space="preserve">used in the oil industry, e.g. to make </ns0:t>
-      </ns0:r>
-      <ns0:r>
-        <ns0:rPr>
-          <ns0:b/>
-          <ns0:bCs/>
-        </ns0:rPr>
-        <ns0:t xml:space="preserve">33</ns0:t>
-      </ns0:r>
-      <ns0:r>
-        <ns0:t xml:space="preserve">………………….</ns0:t>
-      </ns0:r>
-    </ns0:p>
-    <ns0:p>
-      <ns0:pPr>
-        <ns0:pStyle ns0:val="Compact"/>
-        <ns0:numPr>
-          <ns0:ilvl ns0:val="0"/>
-          <ns0:numId ns0:val="1002"/>
-        </ns0:numPr>
-      </ns0:pPr>
-      <ns0:r>
-        <ns0:t xml:space="preserve">problems: they were expensive and </ns0:t>
-      </ns0:r>
-      <ns0:r>
-        <ns0:rPr>
-          <ns0:b/>
-          <ns0:bCs/>
-        </ns0:rPr>
-        <ns0:t xml:space="preserve">34</ns0:t>
-      </ns0:r>
-      <ns0:r>
-        <ns0:t xml:space="preserve">…………………..</ns0:t>
-      </ns0:r>
-    </ns0:p>
-    <ns0:p>
-      <ns0:pPr>
-        <ns0:pStyle ns0:val="CDListeningSectionHeader"/>
-      </ns0:pPr>
-      <ns0:r>
-        <ns0:rPr>
-          <ns0:b/>
-          <ns0:bCs/>
-        </ns0:rPr>
-        <ns0:t xml:space="preserve">LATEST AUVs</ns0:t>
-      </ns0:r>
-    </ns0:p>
-    <ns0:p>
-      <ns0:pPr>
-        <ns0:pStyle ns0:val="Compact"/>
-        <ns0:numPr>
-          <ns0:ilvl ns0:val="0"/>
-          <ns0:numId ns0:val="1003"/>
-        </ns0:numPr>
-      </ns0:pPr>
-      <ns0:r>
-        <ns0:t xml:space="preserve">much easier to use, relatively cheap, sophisticated</ns0:t>
-      </ns0:r>
-    </ns0:p>
-    <ns0:p>
-      <ns0:pPr>
-        <ns0:pStyle ns0:val="CDListeningSectionHeader"/>
-      </ns0:pPr>
-      <ns0:r>
-        <ns0:rPr>
-          <ns0:b/>
-          <ns0:bCs/>
-        </ns0:rPr>
-        <ns0:t xml:space="preserve">Tests</ns0:t>
-      </ns0:r>
-      <ns0:r>
-        <ns0:t xml:space="preserve">:</ns0:t>
-      </ns0:r>
-    </ns0:p>
-    <ns0:p>
-      <ns0:pPr>
-        <ns0:pStyle ns0:val="Compact"/>
-        <ns0:numPr>
-          <ns0:ilvl ns0:val="0"/>
-          <ns0:numId ns0:val="1004"/>
-        </ns0:numPr>
-      </ns0:pPr>
-      <ns0:r>
-        <ns0:t xml:space="preserve">Marzamemi, Sicily: found ancient Roman ships carrying architectural elements made of </ns0:t>
-      </ns0:r>
-      <ns0:r>
-        <ns0:rPr>
-          <ns0:b/>
-          <ns0:bCs/>
-        </ns0:rPr>
-        <ns0:t xml:space="preserve">35</ns0:t>
-      </ns0:r>
-      <ns0:r>
-        <ns0:t xml:space="preserve">………………</ns0:t>
-      </ns0:r>
-    </ns0:p>
-    <ns0:p>
-      <ns0:pPr>
-        <ns0:pStyle ns0:val="CDListeningSectionHeader"/>
-      </ns0:pPr>
-      <ns0:r>
-        <ns0:rPr>
-          <ns0:b/>
-          <ns0:bCs/>
-        </ns0:rPr>
-        <ns0:t xml:space="preserve">Underwater internet:</ns0:t>
-      </ns0:r>
-    </ns0:p>
-    <ns0:p>
-      <ns0:pPr>
-        <ns0:pStyle ns0:val="Compact"/>
-        <ns0:numPr>
-          <ns0:ilvl ns0:val="0"/>
-          <ns0:numId ns0:val="1005"/>
-        </ns0:numPr>
-      </ns0:pPr>
-      <ns0:r>
-        <ns0:rPr>
-          <ns0:b/>
-          <ns0:bCs/>
-        </ns0:rPr>
-        <ns0:t xml:space="preserve">36</ns0:t>
-      </ns0:r>
-      <ns0:r>
-        <ns0:t xml:space="preserve">……………… is used for short distance communication, acoustic waves for long distance</ns0:t>
-      </ns0:r>
-    </ns0:p>
-    <ns0:p>
-      <ns0:pPr>
-        <ns0:pStyle ns0:val="Compact"/>
-        <ns0:numPr>
-          <ns0:ilvl ns0:val="0"/>
-          <ns0:numId ns0:val="1005"/>
-        </ns0:numPr>
-      </ns0:pPr>
-      <ns0:r>
-        <ns0:t xml:space="preserve">plans for communication with researchers by satellite</ns0:t>
-      </ns0:r>
-    </ns0:p>
-    <ns0:p>
-      <ns0:pPr>
-        <ns0:pStyle ns0:val="Compact"/>
-        <ns0:numPr>
-          <ns0:ilvl ns0:val="0"/>
-          <ns0:numId ns0:val="1005"/>
-        </ns0:numPr>
-      </ns0:pPr>
-      <ns0:r>
-        <ns0:t xml:space="preserve">AUV can send data to another AUV that has better </ns0:t>
-      </ns0:r>
-      <ns0:r>
-        <ns0:rPr>
-          <ns0:b/>
-          <ns0:bCs/>
-        </ns0:rPr>
-        <ns0:t xml:space="preserve">3</ns0:t>
-      </ns0:r>
-      <ns0:r>
-        <ns0:t xml:space="preserve">…………………, for example</ns0:t>
-      </ns0:r>
-    </ns0:p>
-    <ns0:p>
-      <ns0:pPr>
-        <ns0:pStyle ns0:val="CDListeningSectionHeader"/>
-      </ns0:pPr>
-      <ns0:r>
-        <ns0:rPr>
-          <ns0:b/>
-          <ns0:bCs/>
-        </ns0:rPr>
-        <ns0:t xml:space="preserve">Planned research in Gulf of Baratti:</ns0:t>
-      </ns0:r>
-    </ns0:p>
-    <ns0:p>
-      <ns0:pPr>
-        <ns0:pStyle ns0:val="Compact"/>
-        <ns0:numPr>
-          <ns0:ilvl ns0:val="0"/>
-          <ns0:numId ns0:val="1006"/>
-        </ns0:numPr>
-      </ns0:pPr>
-      <ns0:r>
-        <ns0:t xml:space="preserve">to find out more about wrecks of ancient Roman ships, including</ns0:t>
-      </ns0:r>
-    </ns0:p>
-    <ns0:p>
-      <ns0:pPr>
-        <ns0:pStyle ns0:val="CDListeningSectionHeader"/>
-      </ns0:pPr>
-      <ns0:r>
-        <ns0:t xml:space="preserve">     –  one carrying </ns0:t>
-      </ns0:r>
-      <ns0:r>
-        <ns0:rPr>
-          <ns0:b/>
-          <ns0:bCs/>
-        </ns0:rPr>
-        <ns0:t xml:space="preserve">38</ns0:t>
-      </ns0:r>
-      <ns0:r>
-        <ns0:t xml:space="preserve">………………… supplies; tables may have been used for cleaning the </ns0:t>
-      </ns0:r>
-      <ns0:r>
-        <ns0:rPr>
-          <ns0:b/>
-          <ns0:bCs/>
-        </ns0:rPr>
-        <ns0:t xml:space="preserve">39</ns0:t>
-      </ns0:r>
-      <ns0:r>
-        <ns0:t xml:space="preserve">…………………</ns0:t>
-      </ns0:r>
-    </ns0:p>
-    <ns0:p>
-      <ns0:pPr>
-        <ns0:pStyle ns0:val="CDListeningSectionHeader"/>
-      </ns0:pPr>
-      <ns0:r>
-        <ns0:t xml:space="preserve">     –  others carrying containers of olive oil or </ns0:t>
-      </ns0:r>
-      <ns0:r>
-        <ns0:rPr>
-          <ns0:b/>
-          <ns0:bCs/>
-        </ns0:rPr>
-        <ns0:t xml:space="preserve">40</ns0:t>
-      </ns0:r>
-      <ns0:r>
-        <ns0:t xml:space="preserve">…………………</ns0:t>
-      </ns0:r>
-    </ns0:p>
-    <ns0:bookmarkStart ns0:id="17" ns0:name="phần-1-section-3"/>
+    <ns0:p/>
+    <ns0:tbl>
+      <ns0:tblPr>
+        <ns0:tblStyle ns0:val="CDListeningSectionContainer"/>
+        <ns0:tblW ns0:type="auto" ns0:w="0"/>
+        <ns0:tblLook ns0:firstRow="0" ns0:lastRow="0" ns0:firstColumn="0" ns0:lastColumn="0" ns0:noHBand="0" ns0:noVBand="0" ns0:val="0000"/>
+      </ns0:tblPr>
+      <ns0:tblGrid>
+        <ns0:gridCol ns0:w="7920"/>
+      </ns0:tblGrid>
+      <ns0:tr>
+        <ns0:tc>
+          <ns0:tcPr/>
+          <ns0:p>
+            <ns0:pPr>
+              <ns0:pStyle ns0:val="Heading1"/>
+            </ns0:pPr>
+            <ns0:bookmarkStart ns0:id="15" ns0:name="section-4-questions-31-40"/>
+            <ns0:r>
+              <ns0:t xml:space="preserve">SECTION 4** **Questions 31-40</ns0:t>
+            </ns0:r>
+            <ns0:bookmarkEnd ns0:id="15"/>
+          </ns0:p>
+          <ns0:p>
+            <ns0:pPr>
+              <ns0:pStyle ns0:val="FirstParagraph"/>
+            </ns0:pPr>
+            <ns0:r>
+              <ns0:t xml:space="preserve">Complete the notes below.</ns0:t>
+            </ns0:r>
+          </ns0:p>
+          <ns0:p>
+            <ns0:pPr>
+              <ns0:pStyle ns0:val="BodyText"/>
+            </ns0:pPr>
+            <ns0:r>
+              <ns0:t xml:space="preserve">Write </ns0:t>
+            </ns0:r>
+            <ns0:r>
+              <ns0:rPr>
+                <ns0:b/>
+                <ns0:bCs/>
+              </ns0:rPr>
+              <ns0:t xml:space="preserve">ONE WORD ONLY</ns0:t>
+            </ns0:r>
+            <ns0:r>
+              <ns0:t xml:space="preserve"> for each answer.</ns0:t>
+            </ns0:r>
+          </ns0:p>
+          <ns0:p>
+            <ns0:pPr>
+              <ns0:pStyle ns0:val="BodyText"/>
+            </ns0:pPr>
+            <ns0:r>
+              <ns0:rPr>
+                <ns0:b/>
+                <ns0:bCs/>
+              </ns0:rPr>
+              <ns0:t xml:space="preserve">The hunt for sunken settlements and ancient shipwrecks</ns0:t>
+            </ns0:r>
+          </ns0:p>
+          <ns0:p>
+            <ns0:pPr>
+              <ns0:pStyle ns0:val="BodyText"/>
+            </ns0:pPr>
+            <ns0:r>
+              <ns0:rPr>
+                <ns0:b/>
+                <ns0:bCs/>
+              </ns0:rPr>
+              <ns0:t xml:space="preserve">ATLIT-YAM</ns0:t>
+            </ns0:r>
+          </ns0:p>
+          <ns0:p>
+            <ns0:pPr>
+              <ns0:pStyle ns0:val="Compact"/>
+              <ns0:numPr>
+                <ns0:ilvl ns0:val="0"/>
+                <ns0:numId ns0:val="1001"/>
+              </ns0:numPr>
+            </ns0:pPr>
+            <ns0:r>
+              <ns0:t xml:space="preserve">was a village on coast of eastern Mediterranean</ns0:t>
+            </ns0:r>
+          </ns0:p>
+          <ns0:p>
+            <ns0:pPr>
+              <ns0:pStyle ns0:val="Compact"/>
+              <ns0:numPr>
+                <ns0:ilvl ns0:val="0"/>
+                <ns0:numId ns0:val="1001"/>
+              </ns0:numPr>
+            </ns0:pPr>
+            <ns0:r>
+              <ns0:t xml:space="preserve">thrived until about 7,000 BC</ns0:t>
+            </ns0:r>
+          </ns0:p>
+          <ns0:p>
+            <ns0:pPr>
+              <ns0:pStyle ns0:val="Compact"/>
+              <ns0:numPr>
+                <ns0:ilvl ns0:val="0"/>
+                <ns0:numId ns0:val="1001"/>
+              </ns0:numPr>
+            </ns0:pPr>
+            <ns0:r>
+              <ns0:t xml:space="preserve">stones homes had a courtyard</ns0:t>
+            </ns0:r>
+          </ns0:p>
+          <ns0:p>
+            <ns0:pPr>
+              <ns0:pStyle ns0:val="Compact"/>
+              <ns0:numPr>
+                <ns0:ilvl ns0:val="0"/>
+                <ns0:numId ns0:val="1001"/>
+              </ns0:numPr>
+            </ns0:pPr>
+            <ns0:r>
+              <ns0:t xml:space="preserve">had a semicircle of large stones round a </ns0:t>
+            </ns0:r>
+            <ns0:r>
+              <ns0:rPr>
+                <ns0:b/>
+                <ns0:bCs/>
+              </ns0:rPr>
+              <ns0:t xml:space="preserve">31</ns0:t>
+            </ns0:r>
+            <ns0:r>
+              <ns0:t xml:space="preserve">…………………</ns0:t>
+            </ns0:r>
+          </ns0:p>
+          <ns0:p>
+            <ns0:pPr>
+              <ns0:pStyle ns0:val="Compact"/>
+              <ns0:numPr>
+                <ns0:ilvl ns0:val="0"/>
+                <ns0:numId ns0:val="1001"/>
+              </ns0:numPr>
+            </ns0:pPr>
+            <ns0:r>
+              <ns0:t xml:space="preserve">cause of destruction unknown – now under the sea</ns0:t>
+            </ns0:r>
+          </ns0:p>
+          <ns0:p>
+            <ns0:pPr>
+              <ns0:pStyle ns0:val="Compact"/>
+              <ns0:numPr>
+                <ns0:ilvl ns0:val="0"/>
+                <ns0:numId ns0:val="1001"/>
+              </ns0:numPr>
+            </ns0:pPr>
+            <ns0:r>
+              <ns0:t xml:space="preserve">biggest settlement from the prehistoric period found on the seabed</ns0:t>
+            </ns0:r>
+          </ns0:p>
+          <ns0:p>
+            <ns0:pPr>
+              <ns0:pStyle ns0:val="Compact"/>
+              <ns0:numPr>
+                <ns0:ilvl ns0:val="0"/>
+                <ns0:numId ns0:val="1001"/>
+              </ns0:numPr>
+            </ns0:pPr>
+            <ns0:r>
+              <ns0:t xml:space="preserve">research carried out into structures, </ns0:t>
+            </ns0:r>
+            <ns0:r>
+              <ns0:rPr>
+                <ns0:b/>
+                <ns0:bCs/>
+              </ns0:rPr>
+              <ns0:t xml:space="preserve">32</ns0:t>
+            </ns0:r>
+            <ns0:r>
+              <ns0:t xml:space="preserve">………………… and human remains</ns0:t>
+            </ns0:r>
+          </ns0:p>
+          <ns0:p>
+            <ns0:pPr>
+              <ns0:pStyle ns0:val="FirstParagraph"/>
+            </ns0:pPr>
+            <ns0:r>
+              <ns0:rPr>
+                <ns0:b/>
+                <ns0:bCs/>
+              </ns0:rPr>
+              <ns0:t xml:space="preserve">TRADITIOINAL AUTONOMOUS UNDERWATER VEHICLES (AUVs)</ns0:t>
+            </ns0:r>
+          </ns0:p>
+          <ns0:p>
+            <ns0:pPr>
+              <ns0:pStyle ns0:val="Compact"/>
+              <ns0:numPr>
+                <ns0:ilvl ns0:val="0"/>
+                <ns0:numId ns0:val="1002"/>
+              </ns0:numPr>
+            </ns0:pPr>
+            <ns0:r>
+              <ns0:t xml:space="preserve">used in the oil industry, e.g. to make </ns0:t>
+            </ns0:r>
+            <ns0:r>
+              <ns0:rPr>
+                <ns0:b/>
+                <ns0:bCs/>
+              </ns0:rPr>
+              <ns0:t xml:space="preserve">33</ns0:t>
+            </ns0:r>
+            <ns0:r>
+              <ns0:t xml:space="preserve">………………….</ns0:t>
+            </ns0:r>
+          </ns0:p>
+          <ns0:p>
+            <ns0:pPr>
+              <ns0:pStyle ns0:val="Compact"/>
+              <ns0:numPr>
+                <ns0:ilvl ns0:val="0"/>
+                <ns0:numId ns0:val="1002"/>
+              </ns0:numPr>
+            </ns0:pPr>
+            <ns0:r>
+              <ns0:t xml:space="preserve">problems: they were expensive and </ns0:t>
+            </ns0:r>
+            <ns0:r>
+              <ns0:rPr>
+                <ns0:b/>
+                <ns0:bCs/>
+              </ns0:rPr>
+              <ns0:t xml:space="preserve">34</ns0:t>
+            </ns0:r>
+            <ns0:r>
+              <ns0:t xml:space="preserve">…………………..</ns0:t>
+            </ns0:r>
+          </ns0:p>
+          <ns0:p>
+            <ns0:pPr>
+              <ns0:pStyle ns0:val="FirstParagraph"/>
+            </ns0:pPr>
+            <ns0:r>
+              <ns0:rPr>
+                <ns0:b/>
+                <ns0:bCs/>
+              </ns0:rPr>
+              <ns0:t xml:space="preserve">LATEST AUVs</ns0:t>
+            </ns0:r>
+          </ns0:p>
+          <ns0:p>
+            <ns0:pPr>
+              <ns0:pStyle ns0:val="Compact"/>
+              <ns0:numPr>
+                <ns0:ilvl ns0:val="0"/>
+                <ns0:numId ns0:val="1003"/>
+              </ns0:numPr>
+            </ns0:pPr>
+            <ns0:r>
+              <ns0:t xml:space="preserve">much easier to use, relatively cheap, sophisticated</ns0:t>
+            </ns0:r>
+          </ns0:p>
+          <ns0:p>
+            <ns0:pPr>
+              <ns0:pStyle ns0:val="FirstParagraph"/>
+            </ns0:pPr>
+            <ns0:r>
+              <ns0:rPr>
+                <ns0:b/>
+                <ns0:bCs/>
+              </ns0:rPr>
+              <ns0:t xml:space="preserve">Tests</ns0:t>
+            </ns0:r>
+            <ns0:r>
+              <ns0:t xml:space="preserve">:</ns0:t>
+            </ns0:r>
+          </ns0:p>
+          <ns0:p>
+            <ns0:pPr>
+              <ns0:pStyle ns0:val="Compact"/>
+              <ns0:numPr>
+                <ns0:ilvl ns0:val="0"/>
+                <ns0:numId ns0:val="1004"/>
+              </ns0:numPr>
+            </ns0:pPr>
+            <ns0:r>
+              <ns0:t xml:space="preserve">Marzamemi, Sicily: found ancient Roman ships carrying architectural elements made of </ns0:t>
+            </ns0:r>
+            <ns0:r>
+              <ns0:rPr>
+                <ns0:b/>
+                <ns0:bCs/>
+              </ns0:rPr>
+              <ns0:t xml:space="preserve">35</ns0:t>
+            </ns0:r>
+            <ns0:r>
+              <ns0:t xml:space="preserve">………………</ns0:t>
+            </ns0:r>
+          </ns0:p>
+          <ns0:p>
+            <ns0:pPr>
+              <ns0:pStyle ns0:val="FirstParagraph"/>
+            </ns0:pPr>
+            <ns0:r>
+              <ns0:rPr>
+                <ns0:b/>
+                <ns0:bCs/>
+              </ns0:rPr>
+              <ns0:t xml:space="preserve">Underwater internet:</ns0:t>
+            </ns0:r>
+          </ns0:p>
+          <ns0:p>
+            <ns0:pPr>
+              <ns0:pStyle ns0:val="Compact"/>
+              <ns0:numPr>
+                <ns0:ilvl ns0:val="0"/>
+                <ns0:numId ns0:val="1005"/>
+              </ns0:numPr>
+            </ns0:pPr>
+            <ns0:r>
+              <ns0:rPr>
+                <ns0:b/>
+                <ns0:bCs/>
+              </ns0:rPr>
+              <ns0:t xml:space="preserve">36</ns0:t>
+            </ns0:r>
+            <ns0:r>
+              <ns0:t xml:space="preserve">……………… is used for short distance communication, acoustic waves for long distance</ns0:t>
+            </ns0:r>
+          </ns0:p>
+          <ns0:p>
+            <ns0:pPr>
+              <ns0:pStyle ns0:val="Compact"/>
+              <ns0:numPr>
+                <ns0:ilvl ns0:val="0"/>
+                <ns0:numId ns0:val="1005"/>
+              </ns0:numPr>
+            </ns0:pPr>
+            <ns0:r>
+              <ns0:t xml:space="preserve">plans for communication with researchers by satellite</ns0:t>
+            </ns0:r>
+          </ns0:p>
+          <ns0:p>
+            <ns0:pPr>
+              <ns0:pStyle ns0:val="Compact"/>
+              <ns0:numPr>
+                <ns0:ilvl ns0:val="0"/>
+                <ns0:numId ns0:val="1005"/>
+              </ns0:numPr>
+            </ns0:pPr>
+            <ns0:r>
+              <ns0:t xml:space="preserve">AUV can send data to another AUV that has better </ns0:t>
+            </ns0:r>
+            <ns0:r>
+              <ns0:rPr>
+                <ns0:b/>
+                <ns0:bCs/>
+              </ns0:rPr>
+              <ns0:t xml:space="preserve">3</ns0:t>
+            </ns0:r>
+            <ns0:r>
+              <ns0:t xml:space="preserve">…………………, for example</ns0:t>
+            </ns0:r>
+          </ns0:p>
+          <ns0:p>
+            <ns0:pPr>
+              <ns0:pStyle ns0:val="FirstParagraph"/>
+            </ns0:pPr>
+            <ns0:r>
+              <ns0:rPr>
+                <ns0:b/>
+                <ns0:bCs/>
+              </ns0:rPr>
+              <ns0:t xml:space="preserve">Planned research in Gulf of Baratti:</ns0:t>
+            </ns0:r>
+          </ns0:p>
+          <ns0:p>
+            <ns0:pPr>
+              <ns0:pStyle ns0:val="Compact"/>
+              <ns0:numPr>
+                <ns0:ilvl ns0:val="0"/>
+                <ns0:numId ns0:val="1006"/>
+              </ns0:numPr>
+            </ns0:pPr>
+            <ns0:r>
+              <ns0:t xml:space="preserve">to find out more about wrecks of ancient Roman ships, including</ns0:t>
+            </ns0:r>
+          </ns0:p>
+          <ns0:p>
+            <ns0:pPr>
+              <ns0:pStyle ns0:val="FirstParagraph"/>
+            </ns0:pPr>
+            <ns0:r>
+              <ns0:t xml:space="preserve">     –  one carrying </ns0:t>
+            </ns0:r>
+            <ns0:r>
+              <ns0:rPr>
+                <ns0:b/>
+                <ns0:bCs/>
+              </ns0:rPr>
+              <ns0:t xml:space="preserve">38</ns0:t>
+            </ns0:r>
+            <ns0:r>
+              <ns0:t xml:space="preserve">………………… supplies; tables may have been used for cleaning the </ns0:t>
+            </ns0:r>
+            <ns0:r>
+              <ns0:rPr>
+                <ns0:b/>
+                <ns0:bCs/>
+              </ns0:rPr>
+              <ns0:t xml:space="preserve">39</ns0:t>
+            </ns0:r>
+            <ns0:r>
+              <ns0:t xml:space="preserve">…………………</ns0:t>
+            </ns0:r>
+          </ns0:p>
+          <ns0:p>
+            <ns0:pPr>
+              <ns0:pStyle ns0:val="BodyText"/>
+            </ns0:pPr>
+            <ns0:r>
+              <ns0:t xml:space="preserve">     –  others carrying containers of olive oil or </ns0:t>
+            </ns0:r>
+            <ns0:r>
+              <ns0:rPr>
+                <ns0:b/>
+                <ns0:bCs/>
+              </ns0:rPr>
+              <ns0:t xml:space="preserve">40</ns0:t>
+            </ns0:r>
+            <ns0:r>
+              <ns0:t xml:space="preserve">…………………</ns0:t>
+            </ns0:r>
+          </ns0:p>
+        </ns0:tc>
+      </ns0:tr>
+    </ns0:tbl>
+    <ns0:bookmarkStart ns0:id="18" ns0:name="phần-1-section-3"/>
     <ns0:p>
       <ns0:pPr>
         <ns0:pStyle ns0:val="Heading2"/>
@@ -1119,7 +1151,7 @@
         <ns0:t xml:space="preserve">Section 3 là một cuộc thảo luận học thuật giữa 2 – 4 người. Dạng bài ở đây là Multiple choice và flow chart, đòi hỏi khả năng nghe hiểu sâu và theo dõi quan điểm của từng người.</ns0:t>
       </ns0:r>
     </ns0:p>
-    <ns0:bookmarkStart ns0:id="15" ns0:name="hướng-dẫn-chiến-lược-làm-bài"/>
+    <ns0:bookmarkStart ns0:id="16" ns0:name="hướng-dẫn-chiến-lược-làm-bài"/>
     <ns0:p>
       <ns0:pPr>
         <ns0:pStyle ns0:val="Heading3"/>
@@ -1524,8 +1556,8 @@
         <ns0:t xml:space="preserve">ở dạng nguyên thể (vì đứng đầu bước cuối cùng) - nghĩa là "hoàn thiện" hoặc "nộp" bài nghiên cứu.</ns0:t>
       </ns0:r>
     </ns0:p>
-    <ns0:bookmarkEnd ns0:id="15"/>
-    <ns0:bookmarkStart ns0:id="16" ns0:name="phân-tích-chi-tiết-từng-câu-hỏi"/>
+    <ns0:bookmarkEnd ns0:id="16"/>
+    <ns0:bookmarkStart ns0:id="17" ns0:name="phân-tích-chi-tiết-từng-câu-hỏi"/>
     <ns0:p>
       <ns0:pPr>
         <ns0:pStyle ns0:val="Heading3"/>
@@ -2294,9 +2326,9 @@
         <ns0:t xml:space="preserve">Đáp án: evaluate</ns0:t>
       </ns0:r>
     </ns0:p>
-    <ns0:bookmarkEnd ns0:id="16"/>
     <ns0:bookmarkEnd ns0:id="17"/>
-    <ns0:bookmarkStart ns0:id="20" ns0:name="phần-2-section-4"/>
+    <ns0:bookmarkEnd ns0:id="18"/>
+    <ns0:bookmarkStart ns0:id="21" ns0:name="phần-2-section-4"/>
     <ns0:p>
       <ns0:pPr>
         <ns0:pStyle ns0:val="Heading2"/>
@@ -2323,7 +2355,7 @@
         <ns0:t xml:space="preserve">là một bài giảng học thuật, đòi hỏi khả năng tập trung cao độ để theo dõi một luồng thông tin dày đặc và nhanh.</ns0:t>
       </ns0:r>
     </ns0:p>
-    <ns0:bookmarkStart ns0:id="18" ns0:name="hướng-dẫn-chiến-lược-làm-bài-1"/>
+    <ns0:bookmarkStart ns0:id="19" ns0:name="hướng-dẫn-chiến-lược-làm-bài-1"/>
     <ns0:p>
       <ns0:pPr>
         <ns0:pStyle ns0:val="Heading3"/>
@@ -2444,8 +2476,8 @@
         <ns0:t xml:space="preserve">Đây là kỹ năng sống còn trong Section 4. Các từ trong câu hỏi sẽ được diễn đạt lại bằng các từ vựng và cấu trúc phức tạp hơn.</ns0:t>
       </ns0:r>
     </ns0:p>
-    <ns0:bookmarkEnd ns0:id="18"/>
-    <ns0:bookmarkStart ns0:id="19" ns0:name="phân-tích-chi-tiết-từng-câu-hỏi-1"/>
+    <ns0:bookmarkEnd ns0:id="19"/>
+    <ns0:bookmarkStart ns0:id="20" ns0:name="phân-tích-chi-tiết-từng-câu-hỏi-1"/>
     <ns0:p>
       <ns0:pPr>
         <ns0:pStyle ns0:val="Heading3"/>
@@ -3119,9 +3151,9 @@
         <ns0:t xml:space="preserve">wine</ns0:t>
       </ns0:r>
     </ns0:p>
-    <ns0:bookmarkEnd ns0:id="19"/>
     <ns0:bookmarkEnd ns0:id="20"/>
-    <ns0:bookmarkStart ns0:id="23" ns0:name="phần-3-lời-giải-answer-key"/>
+    <ns0:bookmarkEnd ns0:id="21"/>
+    <ns0:bookmarkStart ns0:id="24" ns0:name="phần-3-lời-giải-answer-key"/>
     <ns0:p>
       <ns0:pPr>
         <ns0:pStyle ns0:val="Heading2"/>
@@ -3130,7 +3162,7 @@
         <ns0:t xml:space="preserve">Phần 3: Lời giải – Answer Key</ns0:t>
       </ns0:r>
     </ns0:p>
-    <ns0:bookmarkStart ns0:id="21" ns0:name="section-3"/>
+    <ns0:bookmarkStart ns0:id="22" ns0:name="section-3"/>
     <ns0:p>
       <ns0:pPr>
         <ns0:pStyle ns0:val="Heading3"/>
@@ -3219,8 +3251,8 @@
         <ns0:t xml:space="preserve">30   evaluate</ns0:t>
       </ns0:r>
     </ns0:p>
-    <ns0:bookmarkEnd ns0:id="21"/>
-    <ns0:bookmarkStart ns0:id="22" ns0:name="section-4"/>
+    <ns0:bookmarkEnd ns0:id="22"/>
+    <ns0:bookmarkStart ns0:id="23" ns0:name="section-4"/>
     <ns0:p>
       <ns0:pPr>
         <ns0:pStyle ns0:val="Heading3"/>
@@ -3309,9 +3341,9 @@
         <ns0:t xml:space="preserve">40. wine</ns0:t>
       </ns0:r>
     </ns0:p>
-    <ns0:bookmarkEnd ns0:id="22"/>
     <ns0:bookmarkEnd ns0:id="23"/>
-    <ns0:bookmarkStart ns0:id="24" ns0:name="phần-4-lời-băng-transcript"/>
+    <ns0:bookmarkEnd ns0:id="24"/>
+    <ns0:bookmarkStart ns0:id="25" ns0:name="phần-4-lời-băng-transcript"/>
     <ns0:p>
       <ns0:pPr>
         <ns0:pStyle ns0:val="Heading2"/>
@@ -4047,8 +4079,8 @@
         <ns0:t xml:space="preserve">:::</ns0:t>
       </ns0:r>
     </ns0:p>
-    <ns0:bookmarkEnd ns0:id="24"/>
-    <ns0:bookmarkStart ns0:id="25" ns0:name="từ-vựng"/>
+    <ns0:bookmarkEnd ns0:id="25"/>
+    <ns0:bookmarkStart ns0:id="26" ns0:name="từ-vựng"/>
     <ns0:p>
       <ns0:pPr>
         <ns0:pStyle ns0:val="Heading2"/>
@@ -5207,7 +5239,6 @@
         </ns0:tc>
       </ns0:tr>
     </ns0:tbl>
-    <ns0:bookmarkEnd ns0:id="25"/>
     <ns0:bookmarkEnd ns0:id="26"/>
     <ns0:sectPr>
       <ns0:headerReference ns1:id="rId1" ns0:type="default"/>

--- a/chuyenDe/LS/docx/rawl6/Listening/Level3/W6.docx
+++ b/chuyenDe/LS/docx/rawl6/Listening/Level3/W6.docx
@@ -3354,430 +3354,979 @@
     </ns0:p>
     <ns0:p>
       <ns0:pPr>
+        <ns0:pStyle ns0:val="CDTranscriptSection"/>
+      </ns0:pPr>
+      <ns0:r>
+        <ns0:t xml:space="preserve">SECTION 3</ns0:t>
+      </ns0:r>
+    </ns0:p>
+    <ns0:tbl>
+      <ns0:tblPr>
+        <ns0:tblStyle ns0:val="CDTranscriptTable"/>
+        <ns0:tblW ns0:type="pct" ns0:w="5000"/>
+        <ns0:tblLayout ns0:type="fixed"/>
+        <ns0:tblLook ns0:firstRow="1" ns0:lastRow="0" ns0:firstColumn="0" ns0:lastColumn="0" ns0:noHBand="0" ns0:noVBand="0" ns0:val="0020"/>
+      </ns0:tblPr>
+      <ns0:tblGrid>
+        <ns0:gridCol ns0:w="1584"/>
+        <ns0:gridCol ns0:w="6336"/>
+      </ns0:tblGrid>
+      <ns0:tr>
+        <ns0:trPr>
+          <ns0:tblHeader ns0:val="on"/>
+        </ns0:trPr>
+        <ns0:tc>
+          <ns0:tcPr/>
+          <ns0:p>
+            <ns0:pPr>
+              <ns0:pStyle ns0:val="Compact"/>
+            </ns0:pPr>
+            <ns0:r>
+              <ns0:t xml:space="preserve">Speaker</ns0:t>
+            </ns0:r>
+          </ns0:p>
+        </ns0:tc>
+        <ns0:tc>
+          <ns0:tcPr/>
+          <ns0:p>
+            <ns0:pPr>
+              <ns0:pStyle ns0:val="Compact"/>
+            </ns0:pPr>
+            <ns0:r>
+              <ns0:t xml:space="preserve">Dialogue</ns0:t>
+            </ns0:r>
+          </ns0:p>
+        </ns0:tc>
+      </ns0:tr>
+      <ns0:tr>
+        <ns0:tc>
+          <ns0:tcPr/>
+          <ns0:p>
+            <ns0:pPr>
+              <ns0:pStyle ns0:val="Compact"/>
+            </ns0:pPr>
+            <ns0:r>
+              <ns0:t xml:space="preserve">SUSIE</ns0:t>
+            </ns0:r>
+          </ns0:p>
+        </ns0:tc>
+        <ns0:tc>
+          <ns0:tcPr/>
+          <ns0:p>
+            <ns0:pPr>
+              <ns0:pStyle ns0:val="Compact"/>
+            </ns0:pPr>
+            <ns0:r>
+              <ns0:t xml:space="preserve">So Luke, for our next psychology assignment we have to do something on sleep and dreams.</ns0:t>
+            </ns0:r>
+          </ns0:p>
+        </ns0:tc>
+      </ns0:tr>
+      <ns0:tr>
+        <ns0:tc>
+          <ns0:tcPr/>
+          <ns0:p>
+            <ns0:pPr>
+              <ns0:pStyle ns0:val="Compact"/>
+            </ns0:pPr>
+            <ns0:r>
+              <ns0:t xml:space="preserve">LUKE</ns0:t>
+            </ns0:r>
+          </ns0:p>
+        </ns0:tc>
+        <ns0:tc>
+          <ns0:tcPr/>
+          <ns0:p>
+            <ns0:pPr>
+              <ns0:pStyle ns0:val="Compact"/>
+            </ns0:pPr>
+            <ns0:r>
+              <ns0:t xml:space="preserve">Right. I’ve just read an article suggesting why we tend to forget most of our dreams soon after we wake up. I mean, most of my dreams aren’t that interesting anyway, but what it said was that if we remembered everything, </ns0:t>
+            </ns0:r>
+            <ns0:r>
+              <ns0:rPr>
+                <ns0:b/>
+                <ns0:bCs/>
+              </ns0:rPr>
+              <ns0:t xml:space="preserve">we might get mixed up about what actually happened and what we dreamed (Q21)</ns0:t>
+            </ns0:r>
+            <ns0:r>
+              <ns0:t xml:space="preserve">. So it’s a sort of protection. I hadn’t heard that idea before. I’d always assumed that it was just that we didn’t have room in our memories for all that stuff.</ns0:t>
+            </ns0:r>
+          </ns0:p>
+        </ns0:tc>
+      </ns0:tr>
+      <ns0:tr>
+        <ns0:tc>
+          <ns0:tcPr/>
+          <ns0:p>
+            <ns0:pPr>
+              <ns0:pStyle ns0:val="Compact"/>
+            </ns0:pPr>
+            <ns0:r>
+              <ns0:t xml:space="preserve">SUSIE</ns0:t>
+            </ns0:r>
+          </ns0:p>
+        </ns0:tc>
+        <ns0:tc>
+          <ns0:tcPr/>
+          <ns0:p>
+            <ns0:pPr>
+              <ns0:pStyle ns0:val="Compact"/>
+            </ns0:pPr>
+            <ns0:r>
+              <ns0:t xml:space="preserve">Me too. What do you think about the idea that our dreams may predict the future?</ns0:t>
+            </ns0:r>
+          </ns0:p>
+        </ns0:tc>
+      </ns0:tr>
+      <ns0:tr>
+        <ns0:tc>
+          <ns0:tcPr/>
+          <ns0:p>
+            <ns0:pPr>
+              <ns0:pStyle ns0:val="Compact"/>
+            </ns0:pPr>
+            <ns0:r>
+              <ns0:t xml:space="preserve">LUKE</ns0:t>
+            </ns0:r>
+          </ns0:p>
+        </ns0:tc>
+        <ns0:tc>
+          <ns0:tcPr/>
+          <ns0:p>
+            <ns0:pPr>
+              <ns0:pStyle ns0:val="Compact"/>
+            </ns0:pPr>
+            <ns0:r>
+              <ns0:t xml:space="preserve">It’s a belief that you get all over the world.</ns0:t>
+            </ns0:r>
+          </ns0:p>
+        </ns0:tc>
+      </ns0:tr>
+      <ns0:tr>
+        <ns0:tc>
+          <ns0:tcPr/>
+          <ns0:p>
+            <ns0:pPr>
+              <ns0:pStyle ns0:val="Compact"/>
+            </ns0:pPr>
+            <ns0:r>
+              <ns0:t xml:space="preserve">SUSIE</ns0:t>
+            </ns0:r>
+          </ns0:p>
+        </ns0:tc>
+        <ns0:tc>
+          <ns0:tcPr/>
+          <ns0:p>
+            <ns0:pPr>
+              <ns0:pStyle ns0:val="Compact"/>
+            </ns0:pPr>
+            <ns0:r>
+              <ns0:t xml:space="preserve">Yeah, lots of people have a story of it happening to them, but the explanation I’ve read is that </ns0:t>
+            </ns0:r>
+            <ns0:r>
+              <ns0:rPr>
+                <ns0:b/>
+                <ns0:bCs/>
+              </ns0:rPr>
+              <ns0:t xml:space="preserve">for each dream that comes true, we have thousands that don’t (Q22)</ns0:t>
+            </ns0:r>
+            <ns0:r>
+              <ns0:t xml:space="preserve">, but we don’t notice those, we don’t even remember them. We just remember the ones where something in the real world, like a view or an action, happens to trigger a dream memory.</ns0:t>
+            </ns0:r>
+          </ns0:p>
+        </ns0:tc>
+      </ns0:tr>
+      <ns0:tr>
+        <ns0:tc>
+          <ns0:tcPr/>
+          <ns0:p>
+            <ns0:pPr>
+              <ns0:pStyle ns0:val="Compact"/>
+            </ns0:pPr>
+            <ns0:r>
+              <ns0:t xml:space="preserve">LUKE</ns0:t>
+            </ns0:r>
+          </ns0:p>
+        </ns0:tc>
+        <ns0:tc>
+          <ns0:tcPr/>
+          <ns0:p>
+            <ns0:pPr>
+              <ns0:pStyle ns0:val="Compact"/>
+            </ns0:pPr>
+            <ns0:r>
+              <ns0:t xml:space="preserve">Right. So </ns0:t>
+            </ns0:r>
+            <ns0:r>
+              <ns0:rPr>
+                <ns0:b/>
+                <ns0:bCs/>
+              </ns0:rPr>
+              <ns0:t xml:space="preserve">it’s just a coincidence really. </ns0:t>
+            </ns0:r>
+            <ns0:r>
+              <ns0:t xml:space="preserve">Something else I read about is what they call segmented sleeping. That’s a theory that hundreds of years ago, people used to get up in the middle of the night and have a chat or something to eat, then go back to bed. So I tried it myself.</ns0:t>
+            </ns0:r>
+          </ns0:p>
+        </ns0:tc>
+      </ns0:tr>
+      <ns0:tr>
+        <ns0:tc>
+          <ns0:tcPr/>
+          <ns0:p>
+            <ns0:pPr>
+              <ns0:pStyle ns0:val="Compact"/>
+            </ns0:pPr>
+            <ns0:r>
+              <ns0:t xml:space="preserve">SUSIE</ns0:t>
+            </ns0:r>
+          </ns0:p>
+        </ns0:tc>
+        <ns0:tc>
+          <ns0:tcPr/>
+          <ns0:p>
+            <ns0:pPr>
+              <ns0:pStyle ns0:val="Compact"/>
+            </ns0:pPr>
+            <ns0:r>
+              <ns0:t xml:space="preserve">Why?</ns0:t>
+            </ns0:r>
+          </ns0:p>
+        </ns0:tc>
+      </ns0:tr>
+      <ns0:tr>
+        <ns0:tc>
+          <ns0:tcPr/>
+          <ns0:p>
+            <ns0:pPr>
+              <ns0:pStyle ns0:val="Compact"/>
+            </ns0:pPr>
+            <ns0:r>
+              <ns0:t xml:space="preserve">LUKE</ns0:t>
+            </ns0:r>
+          </ns0:p>
+        </ns0:tc>
+        <ns0:tc>
+          <ns0:tcPr/>
+          <ns0:p>
+            <ns0:pPr>
+              <ns0:pStyle ns0:val="Compact"/>
+            </ns0:pPr>
+            <ns0:r>
+              <ns0:t xml:space="preserve">Well it’s meant to make you more creative. I don’t know why. But I gave it up after a week. It just didn’t fit in with my lifestyle.</ns0:t>
+            </ns0:r>
+          </ns0:p>
+        </ns0:tc>
+      </ns0:tr>
+      <ns0:tr>
+        <ns0:tc>
+          <ns0:tcPr/>
+          <ns0:p>
+            <ns0:pPr>
+              <ns0:pStyle ns0:val="Compact"/>
+            </ns0:pPr>
+            <ns0:r>
+              <ns0:t xml:space="preserve">SUSIE</ns0:t>
+            </ns0:r>
+          </ns0:p>
+        </ns0:tc>
+        <ns0:tc>
+          <ns0:tcPr/>
+          <ns0:p>
+            <ns0:pPr>
+              <ns0:pStyle ns0:val="Compact"/>
+            </ns0:pPr>
+            <ns0:r>
+              <ns0:t xml:space="preserve">But most pre-school children have a short sleep in the day don’t they? There was an experiment some students did here last term to see at what age kids should stop having naps. But </ns0:t>
+            </ns0:r>
+            <ns0:r>
+              <ns0:rPr>
+                <ns0:b/>
+                <ns0:bCs/>
+              </ns0:rPr>
+              <ns0:t xml:space="preserve">they didn’t really find an answer (Q23)</ns0:t>
+            </ns0:r>
+            <ns0:r>
+              <ns0:t xml:space="preserve">. They spent a lot of time working out the most appropriate methodology, but </ns0:t>
+            </ns0:r>
+            <ns0:r>
+              <ns0:rPr>
+                <ns0:b/>
+                <ns0:bCs/>
+              </ns0:rPr>
+              <ns0:t xml:space="preserve">the results didn’t seem to show any obvious patterns</ns0:t>
+            </ns0:r>
+            <ns0:r>
+              <ns0:t xml:space="preserve">.</ns0:t>
+            </ns0:r>
+          </ns0:p>
+        </ns0:tc>
+      </ns0:tr>
+      <ns0:tr>
+        <ns0:tc>
+          <ns0:tcPr/>
+          <ns0:p>
+            <ns0:pPr>
+              <ns0:pStyle ns0:val="Compact"/>
+            </ns0:pPr>
+            <ns0:r>
+              <ns0:t xml:space="preserve">LUKE</ns0:t>
+            </ns0:r>
+          </ns0:p>
+        </ns0:tc>
+        <ns0:tc>
+          <ns0:tcPr/>
+          <ns0:p>
+            <ns0:pPr>
+              <ns0:pStyle ns0:val="Compact"/>
+            </ns0:pPr>
+            <ns0:r>
+              <ns0:t xml:space="preserve">Right. Anyway, let’s think about our assignment. Last time </ns0:t>
+            </ns0:r>
+            <ns0:r>
+              <ns0:rPr>
+                <ns0:b/>
+                <ns0:bCs/>
+              </ns0:rPr>
+              <ns0:t xml:space="preserve">I had problems with the final stage, where we had to describe and justify how successful we thought we’d been (Q24)</ns0:t>
+            </ns0:r>
+            <ns0:r>
+              <ns0:t xml:space="preserve">. I struggled a bit with the action plan too.</ns0:t>
+            </ns0:r>
+          </ns0:p>
+        </ns0:tc>
+      </ns0:tr>
+      <ns0:tr>
+        <ns0:tc>
+          <ns0:tcPr/>
+          <ns0:p>
+            <ns0:pPr>
+              <ns0:pStyle ns0:val="Compact"/>
+            </ns0:pPr>
+            <ns0:r>
+              <ns0:t xml:space="preserve">SUSIE</ns0:t>
+            </ns0:r>
+          </ns0:p>
+        </ns0:tc>
+        <ns0:tc>
+          <ns0:tcPr/>
+          <ns0:p>
+            <ns0:pPr>
+              <ns0:pStyle ns0:val="Compact"/>
+            </ns0:pPr>
+            <ns0:r>
+              <ns0:t xml:space="preserve">I was OK with the planning, but </ns0:t>
+            </ns0:r>
+            <ns0:r>
+              <ns0:rPr>
+                <ns0:b/>
+                <ns0:bCs/>
+              </ns0:rPr>
+              <ns0:t xml:space="preserve">I got marked down for the self-assessment as well</ns0:t>
+            </ns0:r>
+            <ns0:r>
+              <ns0:t xml:space="preserve">. And I had big problems with the statistical stuff, that’s where I really lost marks.</ns0:t>
+            </ns0:r>
+          </ns0:p>
+        </ns0:tc>
+      </ns0:tr>
+      <ns0:tr>
+        <ns0:tc>
+          <ns0:tcPr/>
+          <ns0:p>
+            <ns0:pPr>
+              <ns0:pStyle ns0:val="Compact"/>
+            </ns0:pPr>
+            <ns0:r>
+              <ns0:t xml:space="preserve">LUKE</ns0:t>
+            </ns0:r>
+          </ns0:p>
+        </ns0:tc>
+        <ns0:tc>
+          <ns0:tcPr/>
+          <ns0:p>
+            <ns0:pPr>
+              <ns0:pStyle ns0:val="Compact"/>
+            </ns0:pPr>
+            <ns0:r>
+              <ns0:t xml:space="preserve">Right.</ns0:t>
+            </ns0:r>
+          </ns0:p>
+        </ns0:tc>
+      </ns0:tr>
+      <ns0:tr>
+        <ns0:tc>
+          <ns0:tcPr/>
+          <ns0:p>
+            <ns0:pPr>
+              <ns0:pStyle ns0:val="Compact"/>
+            </ns0:pPr>
+            <ns0:r>
+              <ns0:t xml:space="preserve">SUSIE</ns0:t>
+            </ns0:r>
+          </ns0:p>
+        </ns0:tc>
+        <ns0:tc>
+          <ns0:tcPr/>
+          <ns0:p>
+            <ns0:pPr>
+              <ns0:pStyle ns0:val="Compact"/>
+            </ns0:pPr>
+            <ns0:r>
+              <ns0:t xml:space="preserve">So shall we plan what we have to do for this assignment?</ns0:t>
+            </ns0:r>
+          </ns0:p>
+        </ns0:tc>
+      </ns0:tr>
+      <ns0:tr>
+        <ns0:tc>
+          <ns0:tcPr/>
+          <ns0:p>
+            <ns0:pPr>
+              <ns0:pStyle ns0:val="Compact"/>
+            </ns0:pPr>
+            <ns0:r>
+              <ns0:t xml:space="preserve">LUKE</ns0:t>
+            </ns0:r>
+          </ns0:p>
+        </ns0:tc>
+        <ns0:tc>
+          <ns0:tcPr/>
+          <ns0:p>
+            <ns0:pPr>
+              <ns0:pStyle ns0:val="Compact"/>
+            </ns0:pPr>
+            <ns0:r>
+              <ns0:t xml:space="preserve">OK.</ns0:t>
+            </ns0:r>
+          </ns0:p>
+        </ns0:tc>
+      </ns0:tr>
+      <ns0:tr>
+        <ns0:tc>
+          <ns0:tcPr/>
+          <ns0:p>
+            <ns0:pPr>
+              <ns0:pStyle ns0:val="Compact"/>
+            </ns0:pPr>
+            <ns0:r>
+              <ns0:t xml:space="preserve">SUSIE</ns0:t>
+            </ns0:r>
+          </ns0:p>
+        </ns0:tc>
+        <ns0:tc>
+          <ns0:tcPr/>
+          <ns0:p>
+            <ns0:pPr>
+              <ns0:pStyle ns0:val="Compact"/>
+            </ns0:pPr>
+            <ns0:r>
+              <ns0:t xml:space="preserve">First, we have to decide on our research question. So how about</ns0:t>
+            </ns0:r>
+            <ns0:r>
+              <ns0:t xml:space="preserve"> </ns0:t>
+            </ns0:r>
+            <ns0:r>
+              <ns0:t xml:space="preserve">‘Is there a relationship between hours of sleep and number of dreams?’</ns0:t>
+            </ns0:r>
+          </ns0:p>
+        </ns0:tc>
+      </ns0:tr>
+      <ns0:tr>
+        <ns0:tc>
+          <ns0:tcPr/>
+          <ns0:p>
+            <ns0:pPr>
+              <ns0:pStyle ns0:val="Compact"/>
+            </ns0:pPr>
+            <ns0:r>
+              <ns0:t xml:space="preserve">LUKE</ns0:t>
+            </ns0:r>
+          </ns0:p>
+        </ns0:tc>
+        <ns0:tc>
+          <ns0:tcPr/>
+          <ns0:p>
+            <ns0:pPr>
+              <ns0:pStyle ns0:val="Compact"/>
+            </ns0:pPr>
+            <ns0:r>
+              <ns0:t xml:space="preserve">OK. Then we need to think about who we’ll do they study on. About 12 people?</ns0:t>
+            </ns0:r>
+          </ns0:p>
+        </ns0:tc>
+      </ns0:tr>
+      <ns0:tr>
+        <ns0:tc>
+          <ns0:tcPr/>
+          <ns0:p>
+            <ns0:pPr>
+              <ns0:pStyle ns0:val="Compact"/>
+            </ns0:pPr>
+            <ns0:r>
+              <ns0:t xml:space="preserve">SUSIE</ns0:t>
+            </ns0:r>
+          </ns0:p>
+        </ns0:tc>
+        <ns0:tc>
+          <ns0:tcPr/>
+          <ns0:p>
+            <ns0:pPr>
+              <ns0:pStyle ns0:val="Compact"/>
+            </ns0:pPr>
+            <ns0:r>
+              <ns0:t xml:space="preserve">Right. And shall we use other psychology students?</ns0:t>
+            </ns0:r>
+          </ns0:p>
+        </ns0:tc>
+      </ns0:tr>
+      <ns0:tr>
+        <ns0:tc>
+          <ns0:tcPr/>
+          <ns0:p>
+            <ns0:pPr>
+              <ns0:pStyle ns0:val="Compact"/>
+            </ns0:pPr>
+            <ns0:r>
+              <ns0:t xml:space="preserve">LUKE</ns0:t>
+            </ns0:r>
+          </ns0:p>
+        </ns0:tc>
+        <ns0:tc>
+          <ns0:tcPr/>
+          <ns0:p>
+            <ns0:pPr>
+              <ns0:pStyle ns0:val="Compact"/>
+            </ns0:pPr>
+            <ns0:r>
+              <ns0:rPr>
+                <ns0:b/>
+                <ns0:bCs/>
+              </ns0:rPr>
+              <ns0:t xml:space="preserve">Let’s use people from a different department. What about history? (Q25)</ns0:t>
+            </ns0:r>
+          </ns0:p>
+        </ns0:tc>
+      </ns0:tr>
+      <ns0:tr>
+        <ns0:tc>
+          <ns0:tcPr/>
+          <ns0:p>
+            <ns0:pPr>
+              <ns0:pStyle ns0:val="Compact"/>
+            </ns0:pPr>
+            <ns0:r>
+              <ns0:t xml:space="preserve">SUSIE</ns0:t>
+            </ns0:r>
+          </ns0:p>
+        </ns0:tc>
+        <ns0:tc>
+          <ns0:tcPr/>
+          <ns0:p>
+            <ns0:pPr>
+              <ns0:pStyle ns0:val="Compact"/>
+            </ns0:pPr>
+            <ns0:r>
+              <ns0:rPr>
+                <ns0:b/>
+                <ns0:bCs/>
+              </ns0:rPr>
+              <ns0:t xml:space="preserve">Yes, </ns0:t>
+            </ns0:r>
+            <ns0:r>
+              <ns0:t xml:space="preserve">they might have interesting dreams! Or literature students?</ns0:t>
+            </ns0:r>
+          </ns0:p>
+        </ns0:tc>
+      </ns0:tr>
+      <ns0:tr>
+        <ns0:tc>
+          <ns0:tcPr/>
+          <ns0:p>
+            <ns0:pPr>
+              <ns0:pStyle ns0:val="Compact"/>
+            </ns0:pPr>
+            <ns0:r>
+              <ns0:t xml:space="preserve">LUKE</ns0:t>
+            </ns0:r>
+          </ns0:p>
+        </ns0:tc>
+        <ns0:tc>
+          <ns0:tcPr/>
+          <ns0:p>
+            <ns0:pPr>
+              <ns0:pStyle ns0:val="Compact"/>
+            </ns0:pPr>
+            <ns0:r>
+              <ns0:t xml:space="preserve">I don’t really know any.</ns0:t>
+            </ns0:r>
+          </ns0:p>
+        </ns0:tc>
+      </ns0:tr>
+      <ns0:tr>
+        <ns0:tc>
+          <ns0:tcPr/>
+          <ns0:p>
+            <ns0:pPr>
+              <ns0:pStyle ns0:val="Compact"/>
+            </ns0:pPr>
+            <ns0:r>
+              <ns0:t xml:space="preserve">SUSIE</ns0:t>
+            </ns0:r>
+          </ns0:p>
+        </ns0:tc>
+        <ns0:tc>
+          <ns0:tcPr/>
+          <ns0:p>
+            <ns0:pPr>
+              <ns0:pStyle ns0:val="Compact"/>
+            </ns0:pPr>
+            <ns0:r>
+              <ns0:t xml:space="preserve">OK, forget that idea. Then we have to think about our methodology. So we could use observation, but that doesn’t seem appropriate.</ns0:t>
+            </ns0:r>
+          </ns0:p>
+        </ns0:tc>
+      </ns0:tr>
+      <ns0:tr>
+        <ns0:tc>
+          <ns0:tcPr/>
+          <ns0:p>
+            <ns0:pPr>
+              <ns0:pStyle ns0:val="Compact"/>
+            </ns0:pPr>
+            <ns0:r>
+              <ns0:t xml:space="preserve">LUKE</ns0:t>
+            </ns0:r>
+          </ns0:p>
+        </ns0:tc>
+        <ns0:tc>
+          <ns0:tcPr/>
+          <ns0:p>
+            <ns0:pPr>
+              <ns0:pStyle ns0:val="Compact"/>
+            </ns0:pPr>
+            <ns0:r>
+              <ns0:t xml:space="preserve">No. it needs to be self-reporting I think. And we could ask them to answer questions online.</ns0:t>
+            </ns0:r>
+          </ns0:p>
+        </ns0:tc>
+      </ns0:tr>
+      <ns0:tr>
+        <ns0:tc>
+          <ns0:tcPr/>
+          <ns0:p>
+            <ns0:pPr>
+              <ns0:pStyle ns0:val="Compact"/>
+            </ns0:pPr>
+            <ns0:r>
+              <ns0:t xml:space="preserve">SUSIE</ns0:t>
+            </ns0:r>
+          </ns0:p>
+        </ns0:tc>
+        <ns0:tc>
+          <ns0:tcPr/>
+          <ns0:p>
+            <ns0:pPr>
+              <ns0:pStyle ns0:val="Compact"/>
+            </ns0:pPr>
+            <ns0:r>
+              <ns0:t xml:space="preserve">But in this case, </ns0:t>
+            </ns0:r>
+            <ns0:r>
+              <ns0:rPr>
+                <ns0:b/>
+                <ns0:bCs/>
+              </ns0:rPr>
+              <ns0:t xml:space="preserve">paper might be better (Q26)</ns0:t>
+            </ns0:r>
+            <ns0:r>
+              <ns0:t xml:space="preserve"> as they’ll be doing it straight after they wake up … in fact while they’re still half-asleep.</ns0:t>
+            </ns0:r>
+          </ns0:p>
+        </ns0:tc>
+      </ns0:tr>
+      <ns0:tr>
+        <ns0:tc>
+          <ns0:tcPr/>
+          <ns0:p>
+            <ns0:pPr>
+              <ns0:pStyle ns0:val="Compact"/>
+            </ns0:pPr>
+            <ns0:r>
+              <ns0:t xml:space="preserve">LUKE</ns0:t>
+            </ns0:r>
+          </ns0:p>
+        </ns0:tc>
+        <ns0:tc>
+          <ns0:tcPr/>
+          <ns0:p>
+            <ns0:pPr>
+              <ns0:pStyle ns0:val="Compact"/>
+            </ns0:pPr>
+            <ns0:r>
+              <ns0:rPr>
+                <ns0:b/>
+                <ns0:bCs/>
+              </ns0:rPr>
+              <ns0:t xml:space="preserve">Right</ns0:t>
+            </ns0:r>
+            <ns0:r>
+              <ns0:t xml:space="preserve">. And we’ll have to </ns0:t>
+            </ns0:r>
+            <ns0:r>
+              <ns0:rPr>
+                <ns0:b/>
+                <ns0:bCs/>
+              </ns0:rPr>
+              <ns0:t xml:space="preserve">check the ethical guidelines (Q27)</ns0:t>
+            </ns0:r>
+            <ns0:r>
+              <ns0:t xml:space="preserve"> for this sort of research.</ns0:t>
+            </ns0:r>
+          </ns0:p>
+        </ns0:tc>
+      </ns0:tr>
+      <ns0:tr>
+        <ns0:tc>
+          <ns0:tcPr/>
+          <ns0:p>
+            <ns0:pPr>
+              <ns0:pStyle ns0:val="Compact"/>
+            </ns0:pPr>
+            <ns0:r>
+              <ns0:t xml:space="preserve">SUSIE</ns0:t>
+            </ns0:r>
+          </ns0:p>
+        </ns0:tc>
+        <ns0:tc>
+          <ns0:tcPr/>
+          <ns0:p>
+            <ns0:pPr>
+              <ns0:pStyle ns0:val="Compact"/>
+            </ns0:pPr>
+            <ns0:r>
+              <ns0:t xml:space="preserve">Mm, </ns0:t>
+            </ns0:r>
+            <ns0:r>
+              <ns0:rPr>
+                <ns0:b/>
+                <ns0:bCs/>
+              </ns0:rPr>
+              <ns0:t xml:space="preserve">because our experiment involves humans</ns0:t>
+            </ns0:r>
+            <ns0:r>
+              <ns0:t xml:space="preserve">, so </ns0:t>
+            </ns0:r>
+            <ns0:r>
+              <ns0:rPr>
+                <ns0:b/>
+                <ns0:bCs/>
+              </ns0:rPr>
+              <ns0:t xml:space="preserve">there are special regulations.</ns0:t>
+            </ns0:r>
+          </ns0:p>
+        </ns0:tc>
+      </ns0:tr>
+      <ns0:tr>
+        <ns0:tc>
+          <ns0:tcPr/>
+          <ns0:p>
+            <ns0:pPr>
+              <ns0:pStyle ns0:val="Compact"/>
+            </ns0:pPr>
+            <ns0:r>
+              <ns0:t xml:space="preserve">LUKE</ns0:t>
+            </ns0:r>
+          </ns0:p>
+        </ns0:tc>
+        <ns0:tc>
+          <ns0:tcPr/>
+          <ns0:p>
+            <ns0:pPr>
+              <ns0:pStyle ns0:val="Compact"/>
+            </ns0:pPr>
+            <ns0:r>
+              <ns0:t xml:space="preserve">Yes, I had a look at those for another assignment I did. There’s a whole section on risk assessment, and another section on </ns0:t>
+            </ns0:r>
+            <ns0:r>
+              <ns0:rPr>
+                <ns0:b/>
+                <ns0:bCs/>
+              </ns0:rPr>
+              <ns0:t xml:space="preserve">making sure they aren’t put under any unnecessary stress. (Q28)</ns0:t>
+            </ns0:r>
+          </ns0:p>
+        </ns0:tc>
+      </ns0:tr>
+      <ns0:tr>
+        <ns0:tc>
+          <ns0:tcPr/>
+          <ns0:p>
+            <ns0:pPr>
+              <ns0:pStyle ns0:val="Compact"/>
+            </ns0:pPr>
+            <ns0:r>
+              <ns0:t xml:space="preserve">SUSIE</ns0:t>
+            </ns0:r>
+          </ns0:p>
+        </ns0:tc>
+        <ns0:tc>
+          <ns0:tcPr/>
+          <ns0:p>
+            <ns0:pPr>
+              <ns0:pStyle ns0:val="Compact"/>
+            </ns0:pPr>
+            <ns0:r>
+              <ns0:t xml:space="preserve">Let’s hope they don’t have any bad dreams!</ns0:t>
+            </ns0:r>
+          </ns0:p>
+        </ns0:tc>
+      </ns0:tr>
+      <ns0:tr>
+        <ns0:tc>
+          <ns0:tcPr/>
+          <ns0:p>
+            <ns0:pPr>
+              <ns0:pStyle ns0:val="Compact"/>
+            </ns0:pPr>
+            <ns0:r>
+              <ns0:t xml:space="preserve">LUKE</ns0:t>
+            </ns0:r>
+          </ns0:p>
+        </ns0:tc>
+        <ns0:tc>
+          <ns0:tcPr/>
+          <ns0:p>
+            <ns0:pPr>
+              <ns0:pStyle ns0:val="Compact"/>
+            </ns0:pPr>
+            <ns0:r>
+              <ns0:t xml:space="preserve">Yeah.</ns0:t>
+            </ns0:r>
+          </ns0:p>
+        </ns0:tc>
+      </ns0:tr>
+      <ns0:tr>
+        <ns0:tc>
+          <ns0:tcPr/>
+          <ns0:p>
+            <ns0:pPr>
+              <ns0:pStyle ns0:val="Compact"/>
+            </ns0:pPr>
+            <ns0:r>
+              <ns0:t xml:space="preserve">SUSIE</ns0:t>
+            </ns0:r>
+          </ns0:p>
+        </ns0:tc>
+        <ns0:tc>
+          <ns0:tcPr/>
+          <ns0:p>
+            <ns0:pPr>
+              <ns0:pStyle ns0:val="Compact"/>
+            </ns0:pPr>
+            <ns0:r>
+              <ns0:t xml:space="preserve">Then when we’ve collected all our data we have to analyse it and calculate the correlation between our two variables, that’s time sleeping and number of dreams and then </ns0:t>
+            </ns0:r>
+            <ns0:r>
+              <ns0:rPr>
+                <ns0:b/>
+                <ns0:bCs/>
+              </ns0:rPr>
+              <ns0:t xml:space="preserve">present our results visually in a graph. (Q29)</ns0:t>
+            </ns0:r>
+          </ns0:p>
+        </ns0:tc>
+      </ns0:tr>
+      <ns0:tr>
+        <ns0:tc>
+          <ns0:tcPr/>
+          <ns0:p>
+            <ns0:pPr>
+              <ns0:pStyle ns0:val="Compact"/>
+            </ns0:pPr>
+            <ns0:r>
+              <ns0:t xml:space="preserve">LUKE</ns0:t>
+            </ns0:r>
+          </ns0:p>
+        </ns0:tc>
+        <ns0:tc>
+          <ns0:tcPr/>
+          <ns0:p>
+            <ns0:pPr>
+              <ns0:pStyle ns0:val="Compact"/>
+            </ns0:pPr>
+            <ns0:r>
+              <ns0:t xml:space="preserve">Right. And the final thing is to think about </ns0:t>
+            </ns0:r>
+            <ns0:r>
+              <ns0:rPr>
+                <ns0:b/>
+                <ns0:bCs/>
+              </ns0:rPr>
+              <ns0:t xml:space="preserve">our research </ns0:t>
+            </ns0:r>
+            <ns0:r>
+              <ns0:t xml:space="preserve">and </ns0:t>
+            </ns0:r>
+            <ns0:r>
+              <ns0:rPr>
+                <ns0:b/>
+                <ns0:bCs/>
+              </ns0:rPr>
+              <ns0:t xml:space="preserve">evaluate it (Q30)</ns0:t>
+            </ns0:r>
+            <ns0:r>
+              <ns0:t xml:space="preserve">. So that seems quite straightforward.</ns0:t>
+            </ns0:r>
+          </ns0:p>
+        </ns0:tc>
+      </ns0:tr>
+      <ns0:tr>
+        <ns0:tc>
+          <ns0:tcPr/>
+          <ns0:p>
+            <ns0:pPr>
+              <ns0:pStyle ns0:val="Compact"/>
+            </ns0:pPr>
+            <ns0:r>
+              <ns0:t xml:space="preserve">SUSIE</ns0:t>
+            </ns0:r>
+          </ns0:p>
+        </ns0:tc>
+        <ns0:tc>
+          <ns0:tcPr/>
+          <ns0:p>
+            <ns0:pPr>
+              <ns0:pStyle ns0:val="Compact"/>
+            </ns0:pPr>
+            <ns0:r>
+              <ns0:t xml:space="preserve">Yeah. So now let’s …</ns0:t>
+            </ns0:r>
+          </ns0:p>
+        </ns0:tc>
+      </ns0:tr>
+    </ns0:tbl>
+    <ns0:p>
+      <ns0:pPr>
+        <ns0:pStyle ns0:val="CDTranscriptSection"/>
+      </ns0:pPr>
+      <ns0:r>
+        <ns0:t xml:space="preserve">SECTION 4</ns0:t>
+      </ns0:r>
+    </ns0:p>
+    <ns0:p>
+      <ns0:pPr>
         <ns0:pStyle ns0:val="CDTranscriptContent"/>
       </ns0:pPr>
       <ns0:r>
-        <ns0:t xml:space="preserve">SECTION 3</ns0:t>
-      </ns0:r>
-      <ns0:r>
-        <ns0:t xml:space="preserve"> </ns0:t>
-      </ns0:r>
-      <ns0:r>
-        <ns0:t xml:space="preserve">| SUSIE | So Luke, for our next psychology assignment we have to do something on sleep and dreams. |</ns0:t>
-      </ns0:r>
-      <ns0:r>
-        <ns0:t xml:space="preserve"> </ns0:t>
-      </ns0:r>
-      <ns0:r>
-        <ns0:t xml:space="preserve">| LUKE | Right. I’ve just read an article suggesting why we tend to forget most of our dreams soon after we wake up. I mean, most of my dreams aren’t that interesting anyway, but what it said was that if we remembered everything, </ns0:t>
-      </ns0:r>
-      <ns0:r>
-        <ns0:rPr>
-          <ns0:b/>
-          <ns0:bCs/>
-        </ns0:rPr>
-        <ns0:t xml:space="preserve">we might get mixed up about what actually happened and what we dreamed (Q21)</ns0:t>
-      </ns0:r>
-      <ns0:r>
-        <ns0:t xml:space="preserve">. So it’s a sort of protection. I hadn’t heard that idea before. I’d always assumed that it was just that we didn’t have room in our memories for all that stuff. |</ns0:t>
-      </ns0:r>
-      <ns0:r>
-        <ns0:t xml:space="preserve"> </ns0:t>
-      </ns0:r>
-      <ns0:r>
-        <ns0:t xml:space="preserve">| SUSIE | Me too. What do you think about the idea that our dreams may predict the future? |</ns0:t>
-      </ns0:r>
-      <ns0:r>
-        <ns0:t xml:space="preserve"> </ns0:t>
-      </ns0:r>
-      <ns0:r>
-        <ns0:t xml:space="preserve">| LUKE | It’s a belief that you get all over the world. |</ns0:t>
-      </ns0:r>
-      <ns0:r>
-        <ns0:t xml:space="preserve"> </ns0:t>
-      </ns0:r>
-      <ns0:r>
-        <ns0:t xml:space="preserve">| SUSIE | Yeah, lots of people have a story of it happening to them, but the explanation I’ve read is that </ns0:t>
-      </ns0:r>
-      <ns0:r>
-        <ns0:rPr>
-          <ns0:b/>
-          <ns0:bCs/>
-        </ns0:rPr>
-        <ns0:t xml:space="preserve">for each dream that comes true, we have thousands that don’t (Q22)</ns0:t>
-      </ns0:r>
-      <ns0:r>
-        <ns0:t xml:space="preserve">, but we don’t notice those, we don’t even remember them. We just remember the ones where something in the real world, like a view or an action, happens to trigger a dream memory. |</ns0:t>
-      </ns0:r>
-      <ns0:r>
-        <ns0:t xml:space="preserve"> </ns0:t>
-      </ns0:r>
-      <ns0:r>
-        <ns0:t xml:space="preserve">| LUKE | Right. So </ns0:t>
-      </ns0:r>
-      <ns0:r>
-        <ns0:rPr>
-          <ns0:b/>
-          <ns0:bCs/>
-        </ns0:rPr>
-        <ns0:t xml:space="preserve">it’s just a coincidence really. </ns0:t>
-      </ns0:r>
-      <ns0:r>
-        <ns0:t xml:space="preserve">Something else I read about is what they call segmented sleeping. That’s a theory that hundreds of years ago, people used to get up in the middle of the night and have a chat or something to eat, then go back to bed. So I tried it myself. |</ns0:t>
-      </ns0:r>
-      <ns0:r>
-        <ns0:t xml:space="preserve"> </ns0:t>
-      </ns0:r>
-      <ns0:r>
-        <ns0:t xml:space="preserve">| SUSIE | Why? |</ns0:t>
-      </ns0:r>
-      <ns0:r>
-        <ns0:t xml:space="preserve"> </ns0:t>
-      </ns0:r>
-      <ns0:r>
-        <ns0:t xml:space="preserve">| LUKE | Well it’s meant to make you more creative. I don’t know why. But I gave it up after a week. It just didn’t fit in with my lifestyle. |</ns0:t>
-      </ns0:r>
-      <ns0:r>
-        <ns0:t xml:space="preserve"> </ns0:t>
-      </ns0:r>
-      <ns0:r>
-        <ns0:t xml:space="preserve">| SUSIE | But most pre-school children have a short sleep in the day don’t they? There was an experiment some students did here last term to see at what age kids should stop having naps. But </ns0:t>
-      </ns0:r>
-      <ns0:r>
-        <ns0:rPr>
-          <ns0:b/>
-          <ns0:bCs/>
-        </ns0:rPr>
-        <ns0:t xml:space="preserve">they didn’t really find an answer (Q23)</ns0:t>
-      </ns0:r>
-      <ns0:r>
-        <ns0:t xml:space="preserve">. They spent a lot of time working out the most appropriate methodology, but </ns0:t>
-      </ns0:r>
-      <ns0:r>
-        <ns0:rPr>
-          <ns0:b/>
-          <ns0:bCs/>
-        </ns0:rPr>
-        <ns0:t xml:space="preserve">the results didn’t seem to show any obvious patterns</ns0:t>
-      </ns0:r>
-      <ns0:r>
-        <ns0:t xml:space="preserve">. |</ns0:t>
-      </ns0:r>
-      <ns0:r>
-        <ns0:t xml:space="preserve"> </ns0:t>
-      </ns0:r>
-      <ns0:r>
-        <ns0:t xml:space="preserve">| LUKE | Right. Anyway, let’s think about our assignment. Last time </ns0:t>
-      </ns0:r>
-      <ns0:r>
-        <ns0:rPr>
-          <ns0:b/>
-          <ns0:bCs/>
-        </ns0:rPr>
-        <ns0:t xml:space="preserve">I had problems with the final stage, where we had to describe and justify how successful we thought we’d been (Q24)</ns0:t>
-      </ns0:r>
-      <ns0:r>
-        <ns0:t xml:space="preserve">. I struggled a bit with the action plan too. |</ns0:t>
-      </ns0:r>
-      <ns0:r>
-        <ns0:t xml:space="preserve"> </ns0:t>
-      </ns0:r>
-      <ns0:r>
-        <ns0:t xml:space="preserve">| SUSIE | I was OK with the planning, but </ns0:t>
-      </ns0:r>
-      <ns0:r>
-        <ns0:rPr>
-          <ns0:b/>
-          <ns0:bCs/>
-        </ns0:rPr>
-        <ns0:t xml:space="preserve">I got marked down for the self-assessment as well</ns0:t>
-      </ns0:r>
-      <ns0:r>
-        <ns0:t xml:space="preserve">. And I had big problems with the statistical stuff, that’s where I really lost marks. |</ns0:t>
-      </ns0:r>
-      <ns0:r>
-        <ns0:t xml:space="preserve"> </ns0:t>
-      </ns0:r>
-      <ns0:r>
-        <ns0:t xml:space="preserve">| LUKE | Right. |</ns0:t>
-      </ns0:r>
-      <ns0:r>
-        <ns0:t xml:space="preserve"> </ns0:t>
-      </ns0:r>
-      <ns0:r>
-        <ns0:t xml:space="preserve">| SUSIE | So shall we plan what we have to do for this assignment? |</ns0:t>
-      </ns0:r>
-      <ns0:r>
-        <ns0:t xml:space="preserve"> </ns0:t>
-      </ns0:r>
-      <ns0:r>
-        <ns0:t xml:space="preserve">| LUKE | OK. |</ns0:t>
-      </ns0:r>
-      <ns0:r>
-        <ns0:t xml:space="preserve"> </ns0:t>
-      </ns0:r>
-      <ns0:r>
-        <ns0:t xml:space="preserve">| SUSIE | First, we have to decide on our research question. So how about</ns0:t>
-      </ns0:r>
-      <ns0:r>
-        <ns0:t xml:space="preserve"> </ns0:t>
-      </ns0:r>
-      <ns0:r>
-        <ns0:t xml:space="preserve">‘Is there a relationship between hours of sleep and number of dreams?’</ns0:t>
-      </ns0:r>
-      <ns0:r>
-        <ns0:t xml:space="preserve"> </ns0:t>
-      </ns0:r>
-      <ns0:r>
-        <ns0:t xml:space="preserve">|</ns0:t>
-      </ns0:r>
-      <ns0:r>
-        <ns0:t xml:space="preserve"> </ns0:t>
-      </ns0:r>
-      <ns0:r>
-        <ns0:t xml:space="preserve">| LUKE | OK. Then we need to think about who we’ll do they study on. About 12 people? |</ns0:t>
-      </ns0:r>
-      <ns0:r>
-        <ns0:t xml:space="preserve"> </ns0:t>
-      </ns0:r>
-      <ns0:r>
-        <ns0:t xml:space="preserve">| SUSIE | Right. And shall we use other psychology students? |</ns0:t>
-      </ns0:r>
-      <ns0:r>
-        <ns0:t xml:space="preserve"> </ns0:t>
-      </ns0:r>
-      <ns0:r>
-        <ns0:t xml:space="preserve">| LUKE |</ns0:t>
-      </ns0:r>
-      <ns0:r>
-        <ns0:t xml:space="preserve"> </ns0:t>
-      </ns0:r>
-      <ns0:r>
-        <ns0:rPr>
-          <ns0:b/>
-          <ns0:bCs/>
-        </ns0:rPr>
-        <ns0:t xml:space="preserve">Let’s use people from a different department. What about history? (Q25)</ns0:t>
-      </ns0:r>
-      <ns0:r>
-        <ns0:t xml:space="preserve"> </ns0:t>
-      </ns0:r>
-      <ns0:r>
-        <ns0:t xml:space="preserve">|</ns0:t>
-      </ns0:r>
-      <ns0:r>
-        <ns0:t xml:space="preserve"> </ns0:t>
-      </ns0:r>
-      <ns0:r>
-        <ns0:t xml:space="preserve">| SUSIE |</ns0:t>
-      </ns0:r>
-      <ns0:r>
-        <ns0:t xml:space="preserve"> </ns0:t>
-      </ns0:r>
-      <ns0:r>
-        <ns0:rPr>
-          <ns0:b/>
-          <ns0:bCs/>
-        </ns0:rPr>
-        <ns0:t xml:space="preserve">Yes, </ns0:t>
-      </ns0:r>
-      <ns0:r>
-        <ns0:t xml:space="preserve">they might have interesting dreams! Or literature students? |</ns0:t>
-      </ns0:r>
-      <ns0:r>
-        <ns0:t xml:space="preserve"> </ns0:t>
-      </ns0:r>
-      <ns0:r>
-        <ns0:t xml:space="preserve">| LUKE | I don’t really know any. |</ns0:t>
-      </ns0:r>
-      <ns0:r>
-        <ns0:t xml:space="preserve"> </ns0:t>
-      </ns0:r>
-      <ns0:r>
-        <ns0:t xml:space="preserve">| SUSIE | OK, forget that idea. Then we have to think about our methodology. So we could use observation, but that doesn’t seem appropriate. |</ns0:t>
-      </ns0:r>
-      <ns0:r>
-        <ns0:t xml:space="preserve"> </ns0:t>
-      </ns0:r>
-      <ns0:r>
-        <ns0:t xml:space="preserve">| LUKE | No. it needs to be self-reporting I think. And we could ask them to answer questions online. |</ns0:t>
-      </ns0:r>
-      <ns0:r>
-        <ns0:t xml:space="preserve"> </ns0:t>
-      </ns0:r>
-      <ns0:r>
-        <ns0:t xml:space="preserve">| SUSIE | But in this case, </ns0:t>
-      </ns0:r>
-      <ns0:r>
-        <ns0:rPr>
-          <ns0:b/>
-          <ns0:bCs/>
-        </ns0:rPr>
-        <ns0:t xml:space="preserve">paper might be better (Q26)</ns0:t>
-      </ns0:r>
-      <ns0:r>
-        <ns0:t xml:space="preserve"> as they’ll be doing it straight after they wake up … in fact while they’re still half-asleep. |</ns0:t>
-      </ns0:r>
-      <ns0:r>
-        <ns0:t xml:space="preserve"> </ns0:t>
-      </ns0:r>
-      <ns0:r>
-        <ns0:t xml:space="preserve">| LUKE |</ns0:t>
-      </ns0:r>
-      <ns0:r>
-        <ns0:t xml:space="preserve"> </ns0:t>
-      </ns0:r>
-      <ns0:r>
-        <ns0:rPr>
-          <ns0:b/>
-          <ns0:bCs/>
-        </ns0:rPr>
-        <ns0:t xml:space="preserve">Right</ns0:t>
-      </ns0:r>
-      <ns0:r>
-        <ns0:t xml:space="preserve">. And we’ll have to </ns0:t>
-      </ns0:r>
-      <ns0:r>
-        <ns0:rPr>
-          <ns0:b/>
-          <ns0:bCs/>
-        </ns0:rPr>
-        <ns0:t xml:space="preserve">check the ethical guidelines (Q27)</ns0:t>
-      </ns0:r>
-      <ns0:r>
-        <ns0:t xml:space="preserve"> for this sort of research. |</ns0:t>
-      </ns0:r>
-      <ns0:r>
-        <ns0:t xml:space="preserve"> </ns0:t>
-      </ns0:r>
-      <ns0:r>
-        <ns0:t xml:space="preserve">| SUSIE | Mm, </ns0:t>
-      </ns0:r>
-      <ns0:r>
-        <ns0:rPr>
-          <ns0:b/>
-          <ns0:bCs/>
-        </ns0:rPr>
-        <ns0:t xml:space="preserve">because our experiment involves humans</ns0:t>
-      </ns0:r>
-      <ns0:r>
-        <ns0:t xml:space="preserve">, so </ns0:t>
-      </ns0:r>
-      <ns0:r>
-        <ns0:rPr>
-          <ns0:b/>
-          <ns0:bCs/>
-        </ns0:rPr>
-        <ns0:t xml:space="preserve">there are special regulations.</ns0:t>
-      </ns0:r>
-      <ns0:r>
-        <ns0:t xml:space="preserve"> </ns0:t>
-      </ns0:r>
-      <ns0:r>
-        <ns0:t xml:space="preserve">|</ns0:t>
-      </ns0:r>
-      <ns0:r>
-        <ns0:t xml:space="preserve"> </ns0:t>
-      </ns0:r>
-      <ns0:r>
-        <ns0:t xml:space="preserve">| LUKE | Yes, I had a look at those for another assignment I did. There’s a whole section on risk assessment, and another section on </ns0:t>
-      </ns0:r>
-      <ns0:r>
-        <ns0:rPr>
-          <ns0:b/>
-          <ns0:bCs/>
-        </ns0:rPr>
-        <ns0:t xml:space="preserve">making sure they aren’t put under any unnecessary stress. (Q28)</ns0:t>
-      </ns0:r>
-      <ns0:r>
-        <ns0:t xml:space="preserve"> </ns0:t>
-      </ns0:r>
-      <ns0:r>
-        <ns0:t xml:space="preserve">|</ns0:t>
-      </ns0:r>
-      <ns0:r>
-        <ns0:t xml:space="preserve"> </ns0:t>
-      </ns0:r>
-      <ns0:r>
-        <ns0:t xml:space="preserve">| SUSIE | Let’s hope they don’t have any bad dreams! |</ns0:t>
-      </ns0:r>
-      <ns0:r>
-        <ns0:t xml:space="preserve"> </ns0:t>
-      </ns0:r>
-      <ns0:r>
-        <ns0:t xml:space="preserve">| LUKE | Yeah. |</ns0:t>
-      </ns0:r>
-      <ns0:r>
-        <ns0:t xml:space="preserve"> </ns0:t>
-      </ns0:r>
-      <ns0:r>
-        <ns0:t xml:space="preserve">| SUSIE | Then when we’ve collected all our data we have to analyse it and calculate the correlation between our two variables, that’s time sleeping and number of dreams and then </ns0:t>
-      </ns0:r>
-      <ns0:r>
-        <ns0:rPr>
-          <ns0:b/>
-          <ns0:bCs/>
-        </ns0:rPr>
-        <ns0:t xml:space="preserve">present our results visually in a graph. (Q29)</ns0:t>
-      </ns0:r>
-      <ns0:r>
-        <ns0:t xml:space="preserve"> </ns0:t>
-      </ns0:r>
-      <ns0:r>
-        <ns0:t xml:space="preserve">|</ns0:t>
-      </ns0:r>
-      <ns0:r>
-        <ns0:t xml:space="preserve"> </ns0:t>
-      </ns0:r>
-      <ns0:r>
-        <ns0:t xml:space="preserve">| LUKE | Right. And the final thing is to think about </ns0:t>
-      </ns0:r>
-      <ns0:r>
-        <ns0:rPr>
-          <ns0:b/>
-          <ns0:bCs/>
-        </ns0:rPr>
-        <ns0:t xml:space="preserve">our research </ns0:t>
-      </ns0:r>
-      <ns0:r>
-        <ns0:t xml:space="preserve">and </ns0:t>
-      </ns0:r>
-      <ns0:r>
-        <ns0:rPr>
-          <ns0:b/>
-          <ns0:bCs/>
-        </ns0:rPr>
-        <ns0:t xml:space="preserve">evaluate it (Q30)</ns0:t>
-      </ns0:r>
-      <ns0:r>
-        <ns0:t xml:space="preserve">. So that seems quite straightforward. |</ns0:t>
-      </ns0:r>
-      <ns0:r>
-        <ns0:t xml:space="preserve"> </ns0:t>
-      </ns0:r>
-      <ns0:r>
-        <ns0:t xml:space="preserve">| SUSIE | Yeah. So now let’s … |</ns0:t>
-      </ns0:r>
-    </ns0:p>
-    <ns0:p>
-      <ns0:pPr>
-        <ns0:pStyle ns0:val="CDTranscriptSection"/>
-      </ns0:pPr>
-      <ns0:r>
-        <ns0:t xml:space="preserve">SECTION 4</ns0:t>
-      </ns0:r>
-    </ns0:p>
-    <ns0:p>
-      <ns0:pPr>
-        <ns0:pStyle ns0:val="CDSection"/>
-      </ns0:pPr>
-      <ns0:r>
         <ns0:t xml:space="preserve">In today’s class I’m going to talk about marine archaeology, the branch of archaeology focusing on human interaction with the sea, lakes and rivers. It’s the study of ships, cargoes, shipping facilities, and other physical remains. I’ll give you an example, then go on to show how this type of research is being transformed by the use of the latest technology.</ns0:t>
       </ns0:r>
     </ns0:p>
     <ns0:p>
       <ns0:pPr>
-        <ns0:pStyle ns0:val="CDSection"/>
+        <ns0:pStyle ns0:val="CDTranscriptContent"/>
       </ns0:pPr>
       <ns0:r>
         <ns0:t xml:space="preserve">Atlit-Yam was a village on the coast of the eastern Mediterranean, which seems to have been thriving until around 7,000 BC. The residents kept cattle, caught fish and stored grain. They had wells for fresh water, many of their houses were built around a courtyard and were constructed of stone. The village contained an impressive monument: seven half-tonne stones standing in a semicircle around a (</ns0:t>
@@ -3805,7 +4354,7 @@
     </ns0:p>
     <ns0:p>
       <ns0:pPr>
-        <ns0:pStyle ns0:val="CDSection"/>
+        <ns0:pStyle ns0:val="CDTranscriptContent"/>
       </ns0:pPr>
       <ns0:r>
         <ns0:t xml:space="preserve">Atlit-Yam may have been destroyed swiftly by a tsunami, or climate change may have caused glaciers to melt and sea levels to rise, flooding the village gradually. Whatever the cause, it now lies ten metres below the surface of the Mediterranean, buried under sand at the bottom of the sea. It’s been described as the largest and best preserved prehistoric settlement ever found on the seabed.</ns0:t>
@@ -3813,7 +4362,7 @@
     </ns0:p>
     <ns0:p>
       <ns0:pPr>
-        <ns0:pStyle ns0:val="CDSection"/>
+        <ns0:pStyle ns0:val="CDTranscriptContent"/>
       </ns0:pPr>
       <ns0:r>
         <ns0:t xml:space="preserve">For marine archaeologists, Atlit-Yam is a treasure trove. Research on the buildings, (</ns0:t>
@@ -3841,7 +4390,7 @@
     </ns0:p>
     <ns0:p>
       <ns0:pPr>
-        <ns0:pStyle ns0:val="CDSection"/>
+        <ns0:pStyle ns0:val="CDTranscriptContent"/>
       </ns0:pPr>
       <ns0:r>
         <ns0:t xml:space="preserve">Underwater research used to require divers to find shipwrecks or artefacts, but in the second half of the twentieth century, various types of underwater vehicles were developed, some controlled from a ship on the surface, and some of them autonomous, which means they don’t need to be operated by a person.</ns0:t>
@@ -3849,7 +4398,7 @@
     </ns0:p>
     <ns0:p>
       <ns0:pPr>
-        <ns0:pStyle ns0:val="CDSection"/>
+        <ns0:pStyle ns0:val="CDTranscriptContent"/>
       </ns0:pPr>
       <ns0:r>
         <ns0:t xml:space="preserve">Autonomous underwater vehicles, or AUVs, are used in the oil industry, for instance, to create (</ns0:t>
@@ -3897,7 +4446,7 @@
     </ns0:p>
     <ns0:p>
       <ns0:pPr>
-        <ns0:pStyle ns0:val="CDSection"/>
+        <ns0:pStyle ns0:val="CDTranscriptContent"/>
       </ns0:pPr>
       <ns0:r>
         <ns0:t xml:space="preserve">But the latest AUVs are much easier to manoeuvre – they can be launched from the shore or a small ship. And they’re much cheaper, which makes them more accessible to research teams. They’re also very sophisticated. They can communicate with each other and, for example, work out the most efficient way to survey a site, or to find particular objects on the seabed.</ns0:t>
@@ -3905,7 +4454,7 @@
     </ns0:p>
     <ns0:p>
       <ns0:pPr>
-        <ns0:pStyle ns0:val="CDSection"/>
+        <ns0:pStyle ns0:val="CDTranscriptContent"/>
       </ns0:pPr>
       <ns0:r>
         <ns0:t xml:space="preserve">Field tests show the approach can work. For example, in a trial in 2015, three AUVs searched for wrecks at Marzamemi, off the coast of Sicily. The site is the final resting place of an ancient Roman ship, which sank in the sixth century AD while ferrying prefabricated (</ns0:t>
@@ -3933,7 +4482,7 @@
     </ns0:p>
     <ns0:p>
       <ns0:pPr>
-        <ns0:pStyle ns0:val="CDSection"/>
+        <ns0:pStyle ns0:val="CDTranscriptContent"/>
       </ns0:pPr>
       <ns0:r>
         <ns0:t xml:space="preserve">Creating an internet in the sea for AUVs to communicate is no easy matter. Wifi networks on land use electromagnetic waves, but in water these will only travel a few centimetres. Instead, a more complex mix of technologies is required. For short distances, AUVs can share date using (</ns0:t>
@@ -3961,7 +4510,7 @@
     </ns0:p>
     <ns0:p>
       <ns0:pPr>
-        <ns0:pStyle ns0:val="CDSection"/>
+        <ns0:pStyle ns0:val="CDTranscriptContent"/>
       </ns0:pPr>
       <ns0:r>
         <ns0:t xml:space="preserve">There’s also a system that enables AUVs to share information from seabed scans, and other data. So if an AUV surveying the seabed finds an intriguing object, it can share the coordinates of the object – that is, its position – with a nearby AUV that carries superior (</ns0:t>
@@ -3989,7 +4538,7 @@
     </ns0:p>
     <ns0:p>
       <ns0:pPr>
-        <ns0:pStyle ns0:val="CDSection"/>
+        <ns0:pStyle ns0:val="CDTranscriptContent"/>
       </ns0:pPr>
       <ns0:r>
         <ns0:t xml:space="preserve">Marine archaeologists are excited about the huge potential of these AUVs for their discipline. One site where they’re going to be deployed is the Gulf of Baratti, off the Italian coast. In 1974, a 2,000-year-old Roman vessel was discovered here, in 18 metres of water. When it sank, it was carrying (</ns0:t>
@@ -4037,7 +4586,7 @@
     </ns0:p>
     <ns0:p>
       <ns0:pPr>
-        <ns0:pStyle ns0:val="CDSection"/>
+        <ns0:pStyle ns0:val="CDTranscriptContent"/>
       </ns0:pPr>
       <ns0:r>
         <ns0:t xml:space="preserve">Other Roman ships went down nearby, taking their cargoes with them. Some held huge pots made of terracotta. Some were used for transporting cargoes of olive oil, and others held (</ns0:t>
@@ -4065,18 +4614,10 @@
     </ns0:p>
     <ns0:p>
       <ns0:pPr>
-        <ns0:pStyle ns0:val="CDSection"/>
+        <ns0:pStyle ns0:val="CDTranscriptContent"/>
       </ns0:pPr>
       <ns0:r>
         <ns0:t xml:space="preserve">Another project that’s about to …</ns0:t>
-      </ns0:r>
-    </ns0:p>
-    <ns0:p>
-      <ns0:pPr>
-        <ns0:pStyle ns0:val="CDSection"/>
-      </ns0:pPr>
-      <ns0:r>
-        <ns0:t xml:space="preserve">:::</ns0:t>
       </ns0:r>
     </ns0:p>
     <ns0:bookmarkEnd ns0:id="25"/>
